--- a/exhibits/Exhibit 13 OT ICS Intrusion Detection.docx
+++ b/exhibits/Exhibit 13 OT ICS Intrusion Detection.docx
@@ -3,28 +3,43 @@
 <w:document xmlns:wpc="http://schemas.microsoft.com/office/word/2010/wordprocessingCanvas" xmlns:cx="http://schemas.microsoft.com/office/drawing/2014/chartex" xmlns:cx1="http://schemas.microsoft.com/office/drawing/2015/9/8/chartex" xmlns:cx2="http://schemas.microsoft.com/office/drawing/2015/10/21/chartex" xmlns:cx3="http://schemas.microsoft.com/office/drawing/2016/5/9/chartex" xmlns:cx4="http://schemas.microsoft.com/office/drawing/2016/5/10/chartex" xmlns:cx5="http://schemas.microsoft.com/office/drawing/2016/5/11/chartex" xmlns:cx6="http://schemas.microsoft.com/office/drawing/2016/5/12/chartex" xmlns:cx7="http://schemas.microsoft.com/office/drawing/2016/5/13/chartex" xmlns:cx8="http://schemas.microsoft.com/office/drawing/2016/5/14/chartex" xmlns:mc="http://schemas.openxmlformats.org/markup-compatibility/2006" xmlns:aink="http://schemas.microsoft.com/office/drawing/2016/ink" xmlns:am3d="http://schemas.microsoft.com/office/drawing/2017/model3d" xmlns:o="urn:schemas-microsoft-com:office:office" xmlns:oel="http://schemas.microsoft.com/office/2019/extlst" xmlns:r="http://schemas.openxmlformats.org/officeDocument/2006/relationships" xmlns:m="http://schemas.openxmlformats.org/officeDocument/2006/math" xmlns:v="urn:schemas-microsoft-com:vml" xmlns:wp14="http://schemas.microsoft.com/office/word/2010/wordprocessingDrawing" xmlns:wp="http://schemas.openxmlformats.org/drawingml/2006/wordprocessingDrawing" xmlns:w10="urn:schemas-microsoft-com:office:word" xmlns:w="http://schemas.openxmlformats.org/wordprocessingml/2006/main" xmlns:w14="http://schemas.microsoft.com/office/word/2010/wordml" xmlns:w15="http://schemas.microsoft.com/office/word/2012/wordml" xmlns:w16cex="http://schemas.microsoft.com/office/word/2018/wordml/cex" xmlns:w16cid="http://schemas.microsoft.com/office/word/2016/wordml/cid" xmlns:w16="http://schemas.microsoft.com/office/word/2018/wordml" xmlns:w16du="http://schemas.microsoft.com/office/word/2023/wordml/word16du" xmlns:w16sdtdh="http://schemas.microsoft.com/office/word/2020/wordml/sdtdatahash" xmlns:w16sdtfl="http://schemas.microsoft.com/office/word/2024/wordml/sdtformatlock" xmlns:w16se="http://schemas.microsoft.com/office/word/2015/wordml/symex" xmlns:wpg="http://schemas.microsoft.com/office/word/2010/wordprocessingGroup" xmlns:wpi="http://schemas.microsoft.com/office/word/2010/wordprocessingInk" xmlns:wne="http://schemas.microsoft.com/office/word/2006/wordml" xmlns:wps="http://schemas.microsoft.com/office/word/2010/wordprocessingShape" mc:Ignorable="w14 w15 w16se w16cid w16 w16cex w16sdtdh w16sdtfl w16du wp14">
   <w:body>
     <w:p>
-      <w:r>
-        <w:t xml:space="preserve"> Exhibit 13: OT/ICS Intrusion Detection – HAI Turbine Autoencoder</w:t>
+      <w:pPr>
+        <w:pStyle w:val="Title"/>
+      </w:pPr>
+      <w:r>
+        <w:t>Exhibit 13: OT/ICS Intrusion Detection – HAI Turbine Autoencoder</w:t>
       </w:r>
     </w:p>
     <w:p/>
     <w:p>
       <w:r>
-        <w:t xml:space="preserve">Petitioner: Samuel Gbli Tetteh  </w:t>
-      </w:r>
-    </w:p>
-    <w:p>
-      <w:r>
-        <w:t>NIW Proposed Endeavor Pathway 2: Enhancing intrusion detection within operational technology and critical infrastructure environments</w:t>
-      </w:r>
-      <w:r>
-        <w:t>.</w:t>
+        <w:rPr>
+          <w:b/>
+        </w:rPr>
+        <w:t>Petitioner:</w:t>
+      </w:r>
+      <w:r>
+        <w:t xml:space="preserve"> Samuel Gbli Tetteh  </w:t>
+      </w:r>
+    </w:p>
+    <w:p>
+      <w:r>
+        <w:rPr>
+          <w:b/>
+        </w:rPr>
+        <w:t>NIW Proposed Endeavor Pathway 2:</w:t>
+      </w:r>
+      <w:r>
+        <w:t xml:space="preserve"> Enhancing intrusion detection within operational technology and critical infrastructure environments.</w:t>
       </w:r>
     </w:p>
     <w:p/>
     <w:p>
-      <w:r>
-        <w:t xml:space="preserve"> 1. Project Summary</w:t>
+      <w:pPr>
+        <w:pStyle w:val="Heading1"/>
+      </w:pPr>
+      <w:r>
+        <w:t>1. Project Summary</w:t>
       </w:r>
     </w:p>
     <w:p/>
@@ -107,8 +122,11 @@
     </w:p>
     <w:p/>
     <w:p>
-      <w:r>
-        <w:t xml:space="preserve"> 2. Alignment with Proposed Endeavor</w:t>
+      <w:pPr>
+        <w:pStyle w:val="Heading1"/>
+      </w:pPr>
+      <w:r>
+        <w:t>2. Alignment with Proposed Endeavor</w:t>
       </w:r>
     </w:p>
     <w:p/>
@@ -119,8 +137,11 @@
     </w:p>
     <w:p/>
     <w:p>
-      <w:r>
-        <w:t>- It ingests real</w:t>
+      <w:pPr>
+        <w:pStyle w:val="ListBullet"/>
+      </w:pPr>
+      <w:r>
+        <w:t>It ingests real</w:t>
       </w:r>
       <w:r>
         <w:rPr>
@@ -133,13 +154,19 @@
       </w:r>
     </w:p>
     <w:p>
-      <w:r>
-        <w:t>- It uses an unsupervised autoencoder that implicitly learns the physical relationships among process variables (flows, pressures, temperatures).</w:t>
-      </w:r>
-    </w:p>
-    <w:p>
-      <w:r>
-        <w:t>- It detects deviations from normal behavior that indicate cyber</w:t>
+      <w:pPr>
+        <w:pStyle w:val="ListBullet"/>
+      </w:pPr>
+      <w:r>
+        <w:t>It uses an unsupervised autoencoder that implicitly learns the physical relationships among process variables (flows, pressures, temperatures).</w:t>
+      </w:r>
+    </w:p>
+    <w:p>
+      <w:pPr>
+        <w:pStyle w:val="ListBullet"/>
+      </w:pPr>
+      <w:r>
+        <w:t>It detects deviations from normal behavior that indicate cyber</w:t>
       </w:r>
       <w:r>
         <w:rPr>
@@ -152,42 +179,55 @@
       </w:r>
     </w:p>
     <w:p>
-      <w:r>
-        <w:t>- It demonstrates a scalable, practical approach that can be deployed in real OT/ICS environments without requiring labeled attack data.</w:t>
+      <w:pPr>
+        <w:pStyle w:val="ListBullet"/>
+      </w:pPr>
+      <w:r>
+        <w:t>It demonstrates a scalable, practical approach that can be deployed in real OT/ICS environments without requiring labeled attack data.</w:t>
       </w:r>
     </w:p>
     <w:p/>
-    <w:p>
-      <w:r>
-        <w:t>---</w:t>
-      </w:r>
-    </w:p>
     <w:p/>
     <w:p>
-      <w:r>
-        <w:t xml:space="preserve"> 3. Technical Implementation</w:t>
+      <w:pPr>
+        <w:pStyle w:val="Heading1"/>
+      </w:pPr>
+      <w:r>
+        <w:lastRenderedPageBreak/>
+        <w:t>3. Technical Implementation</w:t>
       </w:r>
     </w:p>
     <w:p/>
     <w:p>
-      <w:r>
-        <w:t xml:space="preserve"> 3.1 Dataset</w:t>
-      </w:r>
-    </w:p>
-    <w:p>
-      <w:r>
-        <w:lastRenderedPageBreak/>
-        <w:t>- Source: HAI Security Dataset (Kaggle) – 4 CSV files (train1, train2, test1, test2).</w:t>
-      </w:r>
-    </w:p>
-    <w:p>
-      <w:r>
-        <w:t>- Scale: 976,980 total samples, 63 sensor/actuator features, 18,303 labeled attack samples.</w:t>
-      </w:r>
-    </w:p>
-    <w:p>
-      <w:r>
-        <w:t>- Preprocessing: Data was loaded with Polars (semicolon</w:t>
+      <w:pPr>
+        <w:pStyle w:val="Heading2"/>
+      </w:pPr>
+      <w:r>
+        <w:t>3.1 Dataset</w:t>
+      </w:r>
+    </w:p>
+    <w:p>
+      <w:pPr>
+        <w:pStyle w:val="ListBullet"/>
+      </w:pPr>
+      <w:r>
+        <w:t>Source: HAI Security Dataset (Kaggle) – 4 CSV files (train1, train2, test1, test2).</w:t>
+      </w:r>
+    </w:p>
+    <w:p>
+      <w:pPr>
+        <w:pStyle w:val="ListBullet"/>
+      </w:pPr>
+      <w:r>
+        <w:t>Scale: 976,980 total samples, 63 sensor/actuator features, 18,303 labeled attack samples.</w:t>
+      </w:r>
+    </w:p>
+    <w:p>
+      <w:pPr>
+        <w:pStyle w:val="ListBullet"/>
+      </w:pPr>
+      <w:r>
+        <w:t>Preprocessing: Data was loaded with Polars (semicolon</w:t>
       </w:r>
       <w:r>
         <w:rPr>
@@ -201,13 +241,19 @@
     </w:p>
     <w:p/>
     <w:p>
-      <w:r>
-        <w:t xml:space="preserve"> 3.2 Model</w:t>
-      </w:r>
-    </w:p>
-    <w:p>
-      <w:r>
-        <w:t>- Architecture: Symmetric autoencoder with three hidden layers (128</w:t>
+      <w:pPr>
+        <w:pStyle w:val="Heading2"/>
+      </w:pPr>
+      <w:r>
+        <w:t>3.2 Model</w:t>
+      </w:r>
+    </w:p>
+    <w:p>
+      <w:pPr>
+        <w:pStyle w:val="ListBullet"/>
+      </w:pPr>
+      <w:r>
+        <w:t>Architecture: Symmetric autoencoder with three hidden layers (128</w:t>
       </w:r>
       <w:r>
         <w:rPr>
@@ -229,18 +275,27 @@
       </w:r>
     </w:p>
     <w:p>
-      <w:r>
-        <w:t>- Loss function: Mean Squared Error (MSE) between input and reconstruction.</w:t>
-      </w:r>
-    </w:p>
-    <w:p>
-      <w:r>
-        <w:t>- Training: 50 epochs, batch size 256, Adam optimizer, on 781,677 normal training samples.</w:t>
-      </w:r>
-    </w:p>
-    <w:p>
-      <w:r>
-        <w:t>- Anomaly threshold: 95th percentile of reconstruction error on a held</w:t>
+      <w:pPr>
+        <w:pStyle w:val="ListBullet"/>
+      </w:pPr>
+      <w:r>
+        <w:t>Loss function: Mean Squared Error (MSE) between input and reconstruction.</w:t>
+      </w:r>
+    </w:p>
+    <w:p>
+      <w:pPr>
+        <w:pStyle w:val="ListBullet"/>
+      </w:pPr>
+      <w:r>
+        <w:t>Training: 50 epochs, batch size 256, Adam optimizer, on 781,677 normal training samples.</w:t>
+      </w:r>
+    </w:p>
+    <w:p>
+      <w:pPr>
+        <w:pStyle w:val="ListBullet"/>
+      </w:pPr>
+      <w:r>
+        <w:t>Anomaly threshold: 95th percentile of reconstruction error on a held</w:t>
       </w:r>
       <w:r>
         <w:rPr>
@@ -254,8 +309,11 @@
     </w:p>
     <w:p/>
     <w:p>
-      <w:r>
-        <w:t xml:space="preserve"> 3.3 Key Results</w:t>
+      <w:pPr>
+        <w:pStyle w:val="Heading2"/>
+      </w:pPr>
+      <w:r>
+        <w:t>3.3 Key Results</w:t>
       </w:r>
     </w:p>
     <w:p>
@@ -701,6 +759,9 @@
       </w:pPr>
     </w:p>
     <w:p>
+      <w:pPr>
+        <w:pStyle w:val="Caption"/>
+      </w:pPr>
       <w:r>
         <w:t>Figure: Summary output from the completed notebook, showing perfect recall on all attack instances.</w:t>
       </w:r>
@@ -712,41 +773,44 @@
     <w:p/>
     <w:p/>
     <w:p>
-      <w:r>
-        <w:t xml:space="preserve"> 3.4 Reproducibility</w:t>
-      </w:r>
-    </w:p>
-    <w:p>
+      <w:pPr>
+        <w:pStyle w:val="Heading2"/>
+      </w:pPr>
       <w:r>
         <w:lastRenderedPageBreak/>
+        <w:t>3.4 Reproducibility</w:t>
+      </w:r>
+    </w:p>
+    <w:p>
+      <w:r>
         <w:t xml:space="preserve">All code, preprocessing, the trained autoencoder weights, and the scaler are publicly available in my GitHub repository:  </w:t>
       </w:r>
     </w:p>
     <w:p>
-      <w:hyperlink r:id="rId4" w:history="1">
+      <w:hyperlink r:id="rId7" w:history="1">
         <w:r>
           <w:rPr>
             <w:rStyle w:val="Hyperlink"/>
           </w:rPr>
-          <w:t>[Insert your GitHub repo URL here]</w:t>
+          <w:t>https://github.com/samuelgtetteh/Samuel_Tetteh_Dev-V2_Restart</w:t>
         </w:r>
       </w:hyperlink>
-      <w:r>
-        <w:t xml:space="preserve"> : </w:t>
-      </w:r>
-      <w:r>
-        <w:t>https://github.com/samuelgtetteh/Samuel_Tetteh_Dev-V2_Restart</w:t>
-      </w:r>
     </w:p>
     <w:p/>
     <w:p/>
     <w:p>
-      <w:r>
-        <w:t xml:space="preserve"> 4. Visual Evidence</w:t>
-      </w:r>
-    </w:p>
-    <w:p>
-      <w:r>
+      <w:pPr>
+        <w:pStyle w:val="Heading1"/>
+      </w:pPr>
+      <w:r>
+        <w:t>4. Visual Evidence</w:t>
+      </w:r>
+    </w:p>
+    <w:p>
+      <w:r>
+        <w:rPr>
+          <w:noProof/>
+        </w:rPr>
         <w:drawing>
           <wp:inline distT="0" distB="0" distL="0" distR="0" wp14:anchorId="4810D626" wp14:editId="0E07901A">
             <wp:extent cx="5943600" cy="2362200"/>
@@ -763,7 +827,7 @@
                     <pic:cNvPicPr/>
                   </pic:nvPicPr>
                   <pic:blipFill>
-                    <a:blip r:embed="rId5"/>
+                    <a:blip r:embed="rId8"/>
                     <a:stretch>
                       <a:fillRect/>
                     </a:stretch>
@@ -786,6 +850,9 @@
     </w:p>
     <w:p>
       <w:r>
+        <w:rPr>
+          <w:noProof/>
+        </w:rPr>
         <w:drawing>
           <wp:inline distT="0" distB="0" distL="0" distR="0" wp14:anchorId="2E9E60DE" wp14:editId="01578EFE">
             <wp:extent cx="5943600" cy="3136265"/>
@@ -802,7 +869,7 @@
                     <pic:cNvPicPr/>
                   </pic:nvPicPr>
                   <pic:blipFill>
-                    <a:blip r:embed="rId6"/>
+                    <a:blip r:embed="rId9"/>
                     <a:stretch>
                       <a:fillRect/>
                     </a:stretch>
@@ -825,6 +892,9 @@
     </w:p>
     <w:p>
       <w:r>
+        <w:rPr>
+          <w:noProof/>
+        </w:rPr>
         <w:lastRenderedPageBreak/>
         <w:drawing>
           <wp:inline distT="0" distB="0" distL="0" distR="0" wp14:anchorId="5BC9CEC4" wp14:editId="3E337E20">
@@ -842,7 +912,7 @@
                     <pic:cNvPicPr/>
                   </pic:nvPicPr>
                   <pic:blipFill>
-                    <a:blip r:embed="rId7"/>
+                    <a:blip r:embed="rId10"/>
                     <a:stretch>
                       <a:fillRect/>
                     </a:stretch>
@@ -867,6 +937,9 @@
     <w:p/>
     <w:p>
       <w:r>
+        <w:rPr>
+          <w:noProof/>
+        </w:rPr>
         <w:drawing>
           <wp:inline distT="0" distB="0" distL="0" distR="0" wp14:anchorId="36180B44" wp14:editId="47125A72">
             <wp:extent cx="5943600" cy="1098550"/>
@@ -883,7 +956,7 @@
                     <pic:cNvPicPr/>
                   </pic:nvPicPr>
                   <pic:blipFill>
-                    <a:blip r:embed="rId8"/>
+                    <a:blip r:embed="rId11"/>
                     <a:stretch>
                       <a:fillRect/>
                     </a:stretch>
@@ -907,6 +980,9 @@
     <w:p/>
     <w:p>
       <w:r>
+        <w:rPr>
+          <w:noProof/>
+        </w:rPr>
         <w:drawing>
           <wp:inline distT="0" distB="0" distL="0" distR="0" wp14:anchorId="7234679C" wp14:editId="28905C69">
             <wp:extent cx="5943600" cy="2382520"/>
@@ -923,7 +999,7 @@
                     <pic:cNvPicPr/>
                   </pic:nvPicPr>
                   <pic:blipFill>
-                    <a:blip r:embed="rId9"/>
+                    <a:blip r:embed="rId12"/>
                     <a:stretch>
                       <a:fillRect/>
                     </a:stretch>
@@ -946,6 +1022,9 @@
     </w:p>
     <w:p>
       <w:r>
+        <w:rPr>
+          <w:noProof/>
+        </w:rPr>
         <w:lastRenderedPageBreak/>
         <w:drawing>
           <wp:inline distT="0" distB="0" distL="0" distR="0" wp14:anchorId="6FC1A187" wp14:editId="48A1E191">
@@ -963,7 +1042,7 @@
                     <pic:cNvPicPr/>
                   </pic:nvPicPr>
                   <pic:blipFill>
-                    <a:blip r:embed="rId10"/>
+                    <a:blip r:embed="rId13"/>
                     <a:stretch>
                       <a:fillRect/>
                     </a:stretch>
@@ -987,6 +1066,9 @@
     <w:p/>
     <w:p>
       <w:r>
+        <w:rPr>
+          <w:noProof/>
+        </w:rPr>
         <w:drawing>
           <wp:inline distT="0" distB="0" distL="0" distR="0" wp14:anchorId="383B25D3" wp14:editId="7F7E5BCA">
             <wp:extent cx="5943600" cy="3260090"/>
@@ -1003,7 +1085,7 @@
                     <pic:cNvPicPr/>
                   </pic:nvPicPr>
                   <pic:blipFill>
-                    <a:blip r:embed="rId11"/>
+                    <a:blip r:embed="rId14"/>
                     <a:stretch>
                       <a:fillRect/>
                     </a:stretch>
@@ -1025,13 +1107,19 @@
       </w:r>
     </w:p>
     <w:p>
+      <w:pPr>
+        <w:pStyle w:val="Heading2"/>
+      </w:pPr>
       <w:r>
         <w:lastRenderedPageBreak/>
-        <w:t xml:space="preserve"> 4.1 Notebook Summary Output</w:t>
-      </w:r>
-    </w:p>
-    <w:p>
-      <w:r>
+        <w:t>4.1 Notebook Summary Output</w:t>
+      </w:r>
+    </w:p>
+    <w:p>
+      <w:r>
+        <w:rPr>
+          <w:noProof/>
+        </w:rPr>
         <w:drawing>
           <wp:inline distT="0" distB="0" distL="0" distR="0" wp14:anchorId="5E89D107" wp14:editId="3EA818A1">
             <wp:extent cx="5943600" cy="3260090"/>
@@ -1048,7 +1136,7 @@
                     <pic:cNvPicPr/>
                   </pic:nvPicPr>
                   <pic:blipFill>
-                    <a:blip r:embed="rId11"/>
+                    <a:blip r:embed="rId14"/>
                     <a:stretch>
                       <a:fillRect/>
                     </a:stretch>
@@ -1071,17 +1159,18 @@
     </w:p>
     <w:p/>
     <w:p>
-      <w:r>
-        <w:t xml:space="preserve">![Summary metrics](Exhibit13a_summary.png)  </w:t>
-      </w:r>
-    </w:p>
-    <w:p>
+      <w:pPr>
+        <w:pStyle w:val="Caption"/>
+      </w:pPr>
       <w:r>
         <w:t>Caption: Output of the final summary cell, confirming 100% recall on attack detection.</w:t>
       </w:r>
     </w:p>
     <w:p>
       <w:r>
+        <w:rPr>
+          <w:noProof/>
+        </w:rPr>
         <w:drawing>
           <wp:inline distT="0" distB="0" distL="0" distR="0" wp14:anchorId="6C2F3330" wp14:editId="404B8D64">
             <wp:extent cx="5943600" cy="1924685"/>
@@ -1098,7 +1187,7 @@
                     <pic:cNvPicPr/>
                   </pic:nvPicPr>
                   <pic:blipFill>
-                    <a:blip r:embed="rId12"/>
+                    <a:blip r:embed="rId15"/>
                     <a:stretch>
                       <a:fillRect/>
                     </a:stretch>
@@ -1120,16 +1209,17 @@
       </w:r>
     </w:p>
     <w:p>
-      <w:r>
-        <w:t xml:space="preserve"> 4.2 Classification Report</w:t>
-      </w:r>
-    </w:p>
-    <w:p>
-      <w:r>
-        <w:t xml:space="preserve">![Classification report](Exhibit13b_classification.png)  </w:t>
-      </w:r>
-    </w:p>
-    <w:p>
+      <w:pPr>
+        <w:pStyle w:val="Heading2"/>
+      </w:pPr>
+      <w:r>
+        <w:t>4.2 Classification Report</w:t>
+      </w:r>
+    </w:p>
+    <w:p>
+      <w:pPr>
+        <w:pStyle w:val="Caption"/>
+      </w:pPr>
       <w:r>
         <w:t>Caption: Detailed precision/recall and confusion matrix for the autoencoder</w:t>
       </w:r>
@@ -1144,28 +1234,112 @@
       </w:r>
     </w:p>
     <w:p/>
-    <w:p>
-      <w:r>
-        <w:t>---</w:t>
-      </w:r>
-    </w:p>
     <w:p/>
     <w:p>
+      <w:pPr>
+        <w:pStyle w:val="Heading1"/>
+      </w:pPr>
+      <w:r>
+        <w:t>5. Significance for the “Well Positioned” Prong</w:t>
+      </w:r>
+    </w:p>
+    <w:p/>
+    <w:p>
       <w:r>
         <w:lastRenderedPageBreak/>
-        <w:t xml:space="preserve"> 5. Significance for the “Well Positioned” Prong</w:t>
+        <w:t>This project provides concrete, verifiable evidence that I have already begun executing the OT/ICS intrusion detection research I proposed. Specifically, I have:</w:t>
       </w:r>
     </w:p>
     <w:p/>
     <w:p>
-      <w:r>
-        <w:t>This project provides concrete, verifiable evidence that I have already begun executing the OT/ICS intrusion detection research I proposed. Specifically, I have:</w:t>
+      <w:pPr>
+        <w:pStyle w:val="ListBullet"/>
+      </w:pPr>
+      <w:r>
+        <w:t>Built a physics</w:t>
+      </w:r>
+      <w:r>
+        <w:rPr>
+          <w:rFonts w:ascii="Cambria Math" w:hAnsi="Cambria Math" w:cs="Cambria Math"/>
+        </w:rPr>
+        <w:t>‑</w:t>
+      </w:r>
+      <w:r>
+        <w:t>aware anomaly detector that learns normal industrial process behavior without attack labels.</w:t>
+      </w:r>
+    </w:p>
+    <w:p>
+      <w:pPr>
+        <w:pStyle w:val="ListBullet"/>
+      </w:pPr>
+      <w:r>
+        <w:t>Achieved 100% detection recall on a realistic hardware</w:t>
+      </w:r>
+      <w:r>
+        <w:rPr>
+          <w:rFonts w:ascii="Cambria Math" w:hAnsi="Cambria Math" w:cs="Cambria Math"/>
+        </w:rPr>
+        <w:t>‑</w:t>
+      </w:r>
+      <w:r>
+        <w:t>in</w:t>
+      </w:r>
+      <w:r>
+        <w:rPr>
+          <w:rFonts w:ascii="Cambria Math" w:hAnsi="Cambria Math" w:cs="Cambria Math"/>
+        </w:rPr>
+        <w:t>‑</w:t>
+      </w:r>
+      <w:r>
+        <w:t>the</w:t>
+      </w:r>
+      <w:r>
+        <w:rPr>
+          <w:rFonts w:ascii="Cambria Math" w:hAnsi="Cambria Math" w:cs="Cambria Math"/>
+        </w:rPr>
+        <w:t>‑</w:t>
+      </w:r>
+      <w:r>
+        <w:t>loop turbine testbed.</w:t>
+      </w:r>
+    </w:p>
+    <w:p>
+      <w:pPr>
+        <w:pStyle w:val="ListBullet"/>
+      </w:pPr>
+      <w:r>
+        <w:t>Demonstrated transferable ML skills across domains (cloud identity, compliance NLP, and now industrial control systems).</w:t>
+      </w:r>
+    </w:p>
+    <w:p>
+      <w:pPr>
+        <w:pStyle w:val="ListBullet"/>
+      </w:pPr>
+      <w:r>
+        <w:t>Published all code and artifacts openly, fulfilling my commitment to accessible, community</w:t>
+      </w:r>
+      <w:r>
+        <w:rPr>
+          <w:rFonts w:ascii="Cambria Math" w:hAnsi="Cambria Math" w:cs="Cambria Math"/>
+        </w:rPr>
+        <w:t>‑</w:t>
+      </w:r>
+      <w:r>
+        <w:t>beneficial research.</w:t>
       </w:r>
     </w:p>
     <w:p/>
     <w:p>
       <w:r>
-        <w:t>- Built a physics</w:t>
+        <w:t xml:space="preserve">Combined with the </w:t>
+      </w:r>
+      <w:proofErr w:type="spellStart"/>
+      <w:r>
+        <w:t>RegMap</w:t>
+      </w:r>
+      <w:proofErr w:type="spellEnd"/>
+      <w:r>
+        <w:t xml:space="preserve"> compliance framework (Exhibit 11) and the Hybrid Identity Anomaly Detector (Exhibit 12), this third project forms a comprehensive, three</w:t>
       </w:r>
       <w:r>
         <w:rPr>
@@ -1174,103 +1348,47 @@
         <w:t>‑</w:t>
       </w:r>
       <w:r>
-        <w:t>aware anomaly detector that learns normal industrial process behavior without attack labels.</w:t>
-      </w:r>
-    </w:p>
-    <w:p>
-      <w:r>
-        <w:t>- Achieved 100% detection recall on a realistic hardware</w:t>
-      </w:r>
-      <w:r>
-        <w:rPr>
-          <w:rFonts w:ascii="Cambria Math" w:hAnsi="Cambria Math" w:cs="Cambria Math"/>
-        </w:rPr>
-        <w:t>‑</w:t>
-      </w:r>
-      <w:r>
-        <w:t>in</w:t>
-      </w:r>
-      <w:r>
-        <w:rPr>
-          <w:rFonts w:ascii="Cambria Math" w:hAnsi="Cambria Math" w:cs="Cambria Math"/>
-        </w:rPr>
-        <w:t>‑</w:t>
-      </w:r>
-      <w:r>
-        <w:t>the</w:t>
-      </w:r>
-      <w:r>
-        <w:rPr>
-          <w:rFonts w:ascii="Cambria Math" w:hAnsi="Cambria Math" w:cs="Cambria Math"/>
-        </w:rPr>
-        <w:t>‑</w:t>
-      </w:r>
-      <w:r>
-        <w:t>loop turbine testbed.</w:t>
-      </w:r>
-    </w:p>
-    <w:p>
-      <w:r>
-        <w:t>- Demonstrated transferable ML skills across domains (cloud identity, compliance NLP, and now industrial control systems).</w:t>
-      </w:r>
-    </w:p>
-    <w:p>
-      <w:r>
-        <w:t>- Published all code and artifacts openly, fulfilling my commitment to accessible, community</w:t>
-      </w:r>
-      <w:r>
-        <w:rPr>
-          <w:rFonts w:ascii="Cambria Math" w:hAnsi="Cambria Math" w:cs="Cambria Math"/>
-        </w:rPr>
-        <w:t>‑</w:t>
-      </w:r>
-      <w:r>
-        <w:t>beneficial research.</w:t>
+        <w:t xml:space="preserve">pathway evidence </w:t>
+      </w:r>
+      <w:proofErr w:type="gramStart"/>
+      <w:r>
+        <w:t>suite</w:t>
+      </w:r>
+      <w:proofErr w:type="gramEnd"/>
+      <w:r>
+        <w:t xml:space="preserve"> that directly mirrors the research program outlined in my proposed endeavor. I am clearly well positioned to execute this endeavor without employer sponsorship.</w:t>
       </w:r>
     </w:p>
     <w:p/>
     <w:p>
       <w:r>
-        <w:t xml:space="preserve">Combined with the </w:t>
-      </w:r>
-      <w:proofErr w:type="spellStart"/>
-      <w:r>
-        <w:t>RegMap</w:t>
-      </w:r>
-      <w:proofErr w:type="spellEnd"/>
-      <w:r>
-        <w:t xml:space="preserve"> compliance framework (Exhibit 11) and the Hybrid Identity Anomaly Detector (Exhibit 12), this third project forms a comprehensive, three</w:t>
-      </w:r>
-      <w:r>
-        <w:rPr>
-          <w:rFonts w:ascii="Cambria Math" w:hAnsi="Cambria Math" w:cs="Cambria Math"/>
-        </w:rPr>
-        <w:t>‑</w:t>
-      </w:r>
-      <w:r>
-        <w:t xml:space="preserve">pathway evidence </w:t>
-      </w:r>
-      <w:proofErr w:type="gramStart"/>
-      <w:r>
-        <w:t>suite</w:t>
-      </w:r>
-      <w:proofErr w:type="gramEnd"/>
-      <w:r>
-        <w:t xml:space="preserve"> that directly mirrors the research program outlined in my proposed endeavor. I am clearly well positioned to execute this endeavor without employer sponsorship.</w:t>
-      </w:r>
-    </w:p>
-    <w:p/>
-    <w:p>
-      <w:r>
-        <w:t xml:space="preserve">Date: July 3, 2026  </w:t>
-      </w:r>
-    </w:p>
-    <w:p>
-      <w:r>
-        <w:t>Prepared by: Samuel Gbli Tetteh</w:t>
+        <w:rPr>
+          <w:b/>
+        </w:rPr>
+        <w:t>Date:</w:t>
+      </w:r>
+      <w:r>
+        <w:t xml:space="preserve"> July 3, 2026  </w:t>
+      </w:r>
+    </w:p>
+    <w:p>
+      <w:r>
+        <w:rPr>
+          <w:b/>
+        </w:rPr>
+        <w:t>Prepared by:</w:t>
+      </w:r>
+      <w:r>
+        <w:t xml:space="preserve"> Samuel Gbli Tetteh</w:t>
       </w:r>
     </w:p>
     <w:sectPr>
+      <w:headerReference w:type="even" r:id="rId16"/>
+      <w:headerReference w:type="default" r:id="rId17"/>
+      <w:footerReference w:type="even" r:id="rId18"/>
+      <w:footerReference w:type="default" r:id="rId19"/>
+      <w:headerReference w:type="first" r:id="rId20"/>
+      <w:footerReference w:type="first" r:id="rId21"/>
       <w:pgSz w:w="12240" w:h="15840"/>
       <w:pgMar w:top="1440" w:right="1440" w:bottom="1440" w:left="1440" w:header="720" w:footer="720" w:gutter="0"/>
       <w:cols w:space="720"/>
@@ -1278,6 +1396,145 @@
     </w:sectPr>
   </w:body>
 </w:document>
+</file>
+
+<file path=word/endnotes.xml><?xml version="1.0" encoding="utf-8"?>
+<w:endnotes xmlns:wpc="http://schemas.microsoft.com/office/word/2010/wordprocessingCanvas" xmlns:cx="http://schemas.microsoft.com/office/drawing/2014/chartex" xmlns:cx1="http://schemas.microsoft.com/office/drawing/2015/9/8/chartex" xmlns:cx2="http://schemas.microsoft.com/office/drawing/2015/10/21/chartex" xmlns:cx3="http://schemas.microsoft.com/office/drawing/2016/5/9/chartex" xmlns:cx4="http://schemas.microsoft.com/office/drawing/2016/5/10/chartex" xmlns:cx5="http://schemas.microsoft.com/office/drawing/2016/5/11/chartex" xmlns:cx6="http://schemas.microsoft.com/office/drawing/2016/5/12/chartex" xmlns:cx7="http://schemas.microsoft.com/office/drawing/2016/5/13/chartex" xmlns:cx8="http://schemas.microsoft.com/office/drawing/2016/5/14/chartex" xmlns:mc="http://schemas.openxmlformats.org/markup-compatibility/2006" xmlns:aink="http://schemas.microsoft.com/office/drawing/2016/ink" xmlns:am3d="http://schemas.microsoft.com/office/drawing/2017/model3d" xmlns:o="urn:schemas-microsoft-com:office:office" xmlns:oel="http://schemas.microsoft.com/office/2019/extlst" xmlns:r="http://schemas.openxmlformats.org/officeDocument/2006/relationships" xmlns:m="http://schemas.openxmlformats.org/officeDocument/2006/math" xmlns:v="urn:schemas-microsoft-com:vml" xmlns:wp14="http://schemas.microsoft.com/office/word/2010/wordprocessingDrawing" xmlns:wp="http://schemas.openxmlformats.org/drawingml/2006/wordprocessingDrawing" xmlns:w10="urn:schemas-microsoft-com:office:word" xmlns:w="http://schemas.openxmlformats.org/wordprocessingml/2006/main" xmlns:w14="http://schemas.microsoft.com/office/word/2010/wordml" xmlns:w15="http://schemas.microsoft.com/office/word/2012/wordml" xmlns:w16cex="http://schemas.microsoft.com/office/word/2018/wordml/cex" xmlns:w16cid="http://schemas.microsoft.com/office/word/2016/wordml/cid" xmlns:w16="http://schemas.microsoft.com/office/word/2018/wordml" xmlns:w16du="http://schemas.microsoft.com/office/word/2023/wordml/word16du" xmlns:w16sdtdh="http://schemas.microsoft.com/office/word/2020/wordml/sdtdatahash" xmlns:w16sdtfl="http://schemas.microsoft.com/office/word/2024/wordml/sdtformatlock" xmlns:w16se="http://schemas.microsoft.com/office/word/2015/wordml/symex" xmlns:wpg="http://schemas.microsoft.com/office/word/2010/wordprocessingGroup" xmlns:wpi="http://schemas.microsoft.com/office/word/2010/wordprocessingInk" xmlns:wne="http://schemas.microsoft.com/office/word/2006/wordml" xmlns:wps="http://schemas.microsoft.com/office/word/2010/wordprocessingShape" mc:Ignorable="w14 w15 w16se w16cid w16 w16cex w16sdtdh w16sdtfl w16du wp14">
+  <w:endnote w:type="separator" w:id="-1">
+    <w:p>
+      <w:pPr>
+        <w:spacing w:after="0" w:line="240" w:lineRule="auto"/>
+      </w:pPr>
+      <w:r>
+        <w:separator/>
+      </w:r>
+    </w:p>
+  </w:endnote>
+  <w:endnote w:type="continuationSeparator" w:id="0">
+    <w:p>
+      <w:pPr>
+        <w:spacing w:after="0" w:line="240" w:lineRule="auto"/>
+      </w:pPr>
+      <w:r>
+        <w:continuationSeparator/>
+      </w:r>
+    </w:p>
+  </w:endnote>
+</w:endnotes>
+</file>
+
+<file path=word/footer1.xml><?xml version="1.0" encoding="utf-8"?>
+<w:ftr xmlns:wpc="http://schemas.microsoft.com/office/word/2010/wordprocessingCanvas" xmlns:cx="http://schemas.microsoft.com/office/drawing/2014/chartex" xmlns:cx1="http://schemas.microsoft.com/office/drawing/2015/9/8/chartex" xmlns:cx2="http://schemas.microsoft.com/office/drawing/2015/10/21/chartex" xmlns:cx3="http://schemas.microsoft.com/office/drawing/2016/5/9/chartex" xmlns:cx4="http://schemas.microsoft.com/office/drawing/2016/5/10/chartex" xmlns:cx5="http://schemas.microsoft.com/office/drawing/2016/5/11/chartex" xmlns:cx6="http://schemas.microsoft.com/office/drawing/2016/5/12/chartex" xmlns:cx7="http://schemas.microsoft.com/office/drawing/2016/5/13/chartex" xmlns:cx8="http://schemas.microsoft.com/office/drawing/2016/5/14/chartex" xmlns:mc="http://schemas.openxmlformats.org/markup-compatibility/2006" xmlns:aink="http://schemas.microsoft.com/office/drawing/2016/ink" xmlns:am3d="http://schemas.microsoft.com/office/drawing/2017/model3d" xmlns:o="urn:schemas-microsoft-com:office:office" xmlns:oel="http://schemas.microsoft.com/office/2019/extlst" xmlns:r="http://schemas.openxmlformats.org/officeDocument/2006/relationships" xmlns:m="http://schemas.openxmlformats.org/officeDocument/2006/math" xmlns:v="urn:schemas-microsoft-com:vml" xmlns:wp14="http://schemas.microsoft.com/office/word/2010/wordprocessingDrawing" xmlns:wp="http://schemas.openxmlformats.org/drawingml/2006/wordprocessingDrawing" xmlns:w10="urn:schemas-microsoft-com:office:word" xmlns:w="http://schemas.openxmlformats.org/wordprocessingml/2006/main" xmlns:w14="http://schemas.microsoft.com/office/word/2010/wordml" xmlns:w15="http://schemas.microsoft.com/office/word/2012/wordml" xmlns:w16cex="http://schemas.microsoft.com/office/word/2018/wordml/cex" xmlns:w16cid="http://schemas.microsoft.com/office/word/2016/wordml/cid" xmlns:w16="http://schemas.microsoft.com/office/word/2018/wordml" xmlns:w16du="http://schemas.microsoft.com/office/word/2023/wordml/word16du" xmlns:w16sdtdh="http://schemas.microsoft.com/office/word/2020/wordml/sdtdatahash" xmlns:w16sdtfl="http://schemas.microsoft.com/office/word/2024/wordml/sdtformatlock" xmlns:w16se="http://schemas.microsoft.com/office/word/2015/wordml/symex" xmlns:wpg="http://schemas.microsoft.com/office/word/2010/wordprocessingGroup" xmlns:wpi="http://schemas.microsoft.com/office/word/2010/wordprocessingInk" xmlns:wne="http://schemas.microsoft.com/office/word/2006/wordml" xmlns:wps="http://schemas.microsoft.com/office/word/2010/wordprocessingShape" mc:Ignorable="w14 w15 w16se w16cid w16 w16cex w16sdtdh w16sdtfl w16du wp14">
+  <w:p>
+    <w:pPr>
+      <w:pStyle w:val="Footer"/>
+    </w:pPr>
+  </w:p>
+</w:ftr>
+</file>
+
+<file path=word/footer2.xml><?xml version="1.0" encoding="utf-8"?>
+<w:ftr xmlns:wpc="http://schemas.microsoft.com/office/word/2010/wordprocessingCanvas" xmlns:cx="http://schemas.microsoft.com/office/drawing/2014/chartex" xmlns:cx1="http://schemas.microsoft.com/office/drawing/2015/9/8/chartex" xmlns:cx2="http://schemas.microsoft.com/office/drawing/2015/10/21/chartex" xmlns:cx3="http://schemas.microsoft.com/office/drawing/2016/5/9/chartex" xmlns:cx4="http://schemas.microsoft.com/office/drawing/2016/5/10/chartex" xmlns:cx5="http://schemas.microsoft.com/office/drawing/2016/5/11/chartex" xmlns:cx6="http://schemas.microsoft.com/office/drawing/2016/5/12/chartex" xmlns:cx7="http://schemas.microsoft.com/office/drawing/2016/5/13/chartex" xmlns:cx8="http://schemas.microsoft.com/office/drawing/2016/5/14/chartex" xmlns:mc="http://schemas.openxmlformats.org/markup-compatibility/2006" xmlns:aink="http://schemas.microsoft.com/office/drawing/2016/ink" xmlns:am3d="http://schemas.microsoft.com/office/drawing/2017/model3d" xmlns:o="urn:schemas-microsoft-com:office:office" xmlns:oel="http://schemas.microsoft.com/office/2019/extlst" xmlns:r="http://schemas.openxmlformats.org/officeDocument/2006/relationships" xmlns:m="http://schemas.openxmlformats.org/officeDocument/2006/math" xmlns:v="urn:schemas-microsoft-com:vml" xmlns:wp14="http://schemas.microsoft.com/office/word/2010/wordprocessingDrawing" xmlns:wp="http://schemas.openxmlformats.org/drawingml/2006/wordprocessingDrawing" xmlns:w10="urn:schemas-microsoft-com:office:word" xmlns:w="http://schemas.openxmlformats.org/wordprocessingml/2006/main" xmlns:w14="http://schemas.microsoft.com/office/word/2010/wordml" xmlns:w15="http://schemas.microsoft.com/office/word/2012/wordml" xmlns:w16cex="http://schemas.microsoft.com/office/word/2018/wordml/cex" xmlns:w16cid="http://schemas.microsoft.com/office/word/2016/wordml/cid" xmlns:w16="http://schemas.microsoft.com/office/word/2018/wordml" xmlns:w16du="http://schemas.microsoft.com/office/word/2023/wordml/word16du" xmlns:w16sdtdh="http://schemas.microsoft.com/office/word/2020/wordml/sdtdatahash" xmlns:w16sdtfl="http://schemas.microsoft.com/office/word/2024/wordml/sdtformatlock" xmlns:w16se="http://schemas.microsoft.com/office/word/2015/wordml/symex" xmlns:wpg="http://schemas.microsoft.com/office/word/2010/wordprocessingGroup" xmlns:wpi="http://schemas.microsoft.com/office/word/2010/wordprocessingInk" xmlns:wne="http://schemas.microsoft.com/office/word/2006/wordml" xmlns:wps="http://schemas.microsoft.com/office/word/2010/wordprocessingShape" mc:Ignorable="w14 w15 w16se w16cid w16 w16cex w16sdtdh w16sdtfl w16du wp14">
+  <w:p>
+    <w:pPr>
+      <w:pStyle w:val="Footer"/>
+    </w:pPr>
+  </w:p>
+</w:ftr>
+</file>
+
+<file path=word/footer3.xml><?xml version="1.0" encoding="utf-8"?>
+<w:ftr xmlns:wpc="http://schemas.microsoft.com/office/word/2010/wordprocessingCanvas" xmlns:cx="http://schemas.microsoft.com/office/drawing/2014/chartex" xmlns:cx1="http://schemas.microsoft.com/office/drawing/2015/9/8/chartex" xmlns:cx2="http://schemas.microsoft.com/office/drawing/2015/10/21/chartex" xmlns:cx3="http://schemas.microsoft.com/office/drawing/2016/5/9/chartex" xmlns:cx4="http://schemas.microsoft.com/office/drawing/2016/5/10/chartex" xmlns:cx5="http://schemas.microsoft.com/office/drawing/2016/5/11/chartex" xmlns:cx6="http://schemas.microsoft.com/office/drawing/2016/5/12/chartex" xmlns:cx7="http://schemas.microsoft.com/office/drawing/2016/5/13/chartex" xmlns:cx8="http://schemas.microsoft.com/office/drawing/2016/5/14/chartex" xmlns:mc="http://schemas.openxmlformats.org/markup-compatibility/2006" xmlns:aink="http://schemas.microsoft.com/office/drawing/2016/ink" xmlns:am3d="http://schemas.microsoft.com/office/drawing/2017/model3d" xmlns:o="urn:schemas-microsoft-com:office:office" xmlns:oel="http://schemas.microsoft.com/office/2019/extlst" xmlns:r="http://schemas.openxmlformats.org/officeDocument/2006/relationships" xmlns:m="http://schemas.openxmlformats.org/officeDocument/2006/math" xmlns:v="urn:schemas-microsoft-com:vml" xmlns:wp14="http://schemas.microsoft.com/office/word/2010/wordprocessingDrawing" xmlns:wp="http://schemas.openxmlformats.org/drawingml/2006/wordprocessingDrawing" xmlns:w10="urn:schemas-microsoft-com:office:word" xmlns:w="http://schemas.openxmlformats.org/wordprocessingml/2006/main" xmlns:w14="http://schemas.microsoft.com/office/word/2010/wordml" xmlns:w15="http://schemas.microsoft.com/office/word/2012/wordml" xmlns:w16cex="http://schemas.microsoft.com/office/word/2018/wordml/cex" xmlns:w16cid="http://schemas.microsoft.com/office/word/2016/wordml/cid" xmlns:w16="http://schemas.microsoft.com/office/word/2018/wordml" xmlns:w16du="http://schemas.microsoft.com/office/word/2023/wordml/word16du" xmlns:w16sdtdh="http://schemas.microsoft.com/office/word/2020/wordml/sdtdatahash" xmlns:w16sdtfl="http://schemas.microsoft.com/office/word/2024/wordml/sdtformatlock" xmlns:w16se="http://schemas.microsoft.com/office/word/2015/wordml/symex" xmlns:wpg="http://schemas.microsoft.com/office/word/2010/wordprocessingGroup" xmlns:wpi="http://schemas.microsoft.com/office/word/2010/wordprocessingInk" xmlns:wne="http://schemas.microsoft.com/office/word/2006/wordml" xmlns:wps="http://schemas.microsoft.com/office/word/2010/wordprocessingShape" mc:Ignorable="w14 w15 w16se w16cid w16 w16cex w16sdtdh w16sdtfl w16du wp14">
+  <w:p>
+    <w:pPr>
+      <w:pStyle w:val="Footer"/>
+    </w:pPr>
+  </w:p>
+</w:ftr>
+</file>
+
+<file path=word/footnotes.xml><?xml version="1.0" encoding="utf-8"?>
+<w:footnotes xmlns:wpc="http://schemas.microsoft.com/office/word/2010/wordprocessingCanvas" xmlns:cx="http://schemas.microsoft.com/office/drawing/2014/chartex" xmlns:cx1="http://schemas.microsoft.com/office/drawing/2015/9/8/chartex" xmlns:cx2="http://schemas.microsoft.com/office/drawing/2015/10/21/chartex" xmlns:cx3="http://schemas.microsoft.com/office/drawing/2016/5/9/chartex" xmlns:cx4="http://schemas.microsoft.com/office/drawing/2016/5/10/chartex" xmlns:cx5="http://schemas.microsoft.com/office/drawing/2016/5/11/chartex" xmlns:cx6="http://schemas.microsoft.com/office/drawing/2016/5/12/chartex" xmlns:cx7="http://schemas.microsoft.com/office/drawing/2016/5/13/chartex" xmlns:cx8="http://schemas.microsoft.com/office/drawing/2016/5/14/chartex" xmlns:mc="http://schemas.openxmlformats.org/markup-compatibility/2006" xmlns:aink="http://schemas.microsoft.com/office/drawing/2016/ink" xmlns:am3d="http://schemas.microsoft.com/office/drawing/2017/model3d" xmlns:o="urn:schemas-microsoft-com:office:office" xmlns:oel="http://schemas.microsoft.com/office/2019/extlst" xmlns:r="http://schemas.openxmlformats.org/officeDocument/2006/relationships" xmlns:m="http://schemas.openxmlformats.org/officeDocument/2006/math" xmlns:v="urn:schemas-microsoft-com:vml" xmlns:wp14="http://schemas.microsoft.com/office/word/2010/wordprocessingDrawing" xmlns:wp="http://schemas.openxmlformats.org/drawingml/2006/wordprocessingDrawing" xmlns:w10="urn:schemas-microsoft-com:office:word" xmlns:w="http://schemas.openxmlformats.org/wordprocessingml/2006/main" xmlns:w14="http://schemas.microsoft.com/office/word/2010/wordml" xmlns:w15="http://schemas.microsoft.com/office/word/2012/wordml" xmlns:w16cex="http://schemas.microsoft.com/office/word/2018/wordml/cex" xmlns:w16cid="http://schemas.microsoft.com/office/word/2016/wordml/cid" xmlns:w16="http://schemas.microsoft.com/office/word/2018/wordml" xmlns:w16du="http://schemas.microsoft.com/office/word/2023/wordml/word16du" xmlns:w16sdtdh="http://schemas.microsoft.com/office/word/2020/wordml/sdtdatahash" xmlns:w16sdtfl="http://schemas.microsoft.com/office/word/2024/wordml/sdtformatlock" xmlns:w16se="http://schemas.microsoft.com/office/word/2015/wordml/symex" xmlns:wpg="http://schemas.microsoft.com/office/word/2010/wordprocessingGroup" xmlns:wpi="http://schemas.microsoft.com/office/word/2010/wordprocessingInk" xmlns:wne="http://schemas.microsoft.com/office/word/2006/wordml" xmlns:wps="http://schemas.microsoft.com/office/word/2010/wordprocessingShape" mc:Ignorable="w14 w15 w16se w16cid w16 w16cex w16sdtdh w16sdtfl w16du wp14">
+  <w:footnote w:type="separator" w:id="-1">
+    <w:p>
+      <w:pPr>
+        <w:spacing w:after="0" w:line="240" w:lineRule="auto"/>
+      </w:pPr>
+      <w:r>
+        <w:separator/>
+      </w:r>
+    </w:p>
+  </w:footnote>
+  <w:footnote w:type="continuationSeparator" w:id="0">
+    <w:p>
+      <w:pPr>
+        <w:spacing w:after="0" w:line="240" w:lineRule="auto"/>
+      </w:pPr>
+      <w:r>
+        <w:continuationSeparator/>
+      </w:r>
+    </w:p>
+  </w:footnote>
+</w:footnotes>
+</file>
+
+<file path=word/header1.xml><?xml version="1.0" encoding="utf-8"?>
+<w:hdr xmlns:wpc="http://schemas.microsoft.com/office/word/2010/wordprocessingCanvas" xmlns:cx="http://schemas.microsoft.com/office/drawing/2014/chartex" xmlns:cx1="http://schemas.microsoft.com/office/drawing/2015/9/8/chartex" xmlns:cx2="http://schemas.microsoft.com/office/drawing/2015/10/21/chartex" xmlns:cx3="http://schemas.microsoft.com/office/drawing/2016/5/9/chartex" xmlns:cx4="http://schemas.microsoft.com/office/drawing/2016/5/10/chartex" xmlns:cx5="http://schemas.microsoft.com/office/drawing/2016/5/11/chartex" xmlns:cx6="http://schemas.microsoft.com/office/drawing/2016/5/12/chartex" xmlns:cx7="http://schemas.microsoft.com/office/drawing/2016/5/13/chartex" xmlns:cx8="http://schemas.microsoft.com/office/drawing/2016/5/14/chartex" xmlns:mc="http://schemas.openxmlformats.org/markup-compatibility/2006" xmlns:aink="http://schemas.microsoft.com/office/drawing/2016/ink" xmlns:am3d="http://schemas.microsoft.com/office/drawing/2017/model3d" xmlns:o="urn:schemas-microsoft-com:office:office" xmlns:oel="http://schemas.microsoft.com/office/2019/extlst" xmlns:r="http://schemas.openxmlformats.org/officeDocument/2006/relationships" xmlns:m="http://schemas.openxmlformats.org/officeDocument/2006/math" xmlns:v="urn:schemas-microsoft-com:vml" xmlns:wp14="http://schemas.microsoft.com/office/word/2010/wordprocessingDrawing" xmlns:wp="http://schemas.openxmlformats.org/drawingml/2006/wordprocessingDrawing" xmlns:w10="urn:schemas-microsoft-com:office:word" xmlns:w="http://schemas.openxmlformats.org/wordprocessingml/2006/main" xmlns:w14="http://schemas.microsoft.com/office/word/2010/wordml" xmlns:w15="http://schemas.microsoft.com/office/word/2012/wordml" xmlns:w16cex="http://schemas.microsoft.com/office/word/2018/wordml/cex" xmlns:w16cid="http://schemas.microsoft.com/office/word/2016/wordml/cid" xmlns:w16="http://schemas.microsoft.com/office/word/2018/wordml" xmlns:w16du="http://schemas.microsoft.com/office/word/2023/wordml/word16du" xmlns:w16sdtdh="http://schemas.microsoft.com/office/word/2020/wordml/sdtdatahash" xmlns:w16sdtfl="http://schemas.microsoft.com/office/word/2024/wordml/sdtformatlock" xmlns:w16se="http://schemas.microsoft.com/office/word/2015/wordml/symex" xmlns:wpg="http://schemas.microsoft.com/office/word/2010/wordprocessingGroup" xmlns:wpi="http://schemas.microsoft.com/office/word/2010/wordprocessingInk" xmlns:wne="http://schemas.microsoft.com/office/word/2006/wordml" xmlns:wps="http://schemas.microsoft.com/office/word/2010/wordprocessingShape" mc:Ignorable="w14 w15 w16se w16cid w16 w16cex w16sdtdh w16sdtfl w16du wp14">
+  <w:p>
+    <w:pPr>
+      <w:pStyle w:val="Header"/>
+    </w:pPr>
+  </w:p>
+</w:hdr>
+</file>
+
+<file path=word/header2.xml><?xml version="1.0" encoding="utf-8"?>
+<w:hdr xmlns:wpc="http://schemas.microsoft.com/office/word/2010/wordprocessingCanvas" xmlns:cx="http://schemas.microsoft.com/office/drawing/2014/chartex" xmlns:cx1="http://schemas.microsoft.com/office/drawing/2015/9/8/chartex" xmlns:cx2="http://schemas.microsoft.com/office/drawing/2015/10/21/chartex" xmlns:cx3="http://schemas.microsoft.com/office/drawing/2016/5/9/chartex" xmlns:cx4="http://schemas.microsoft.com/office/drawing/2016/5/10/chartex" xmlns:cx5="http://schemas.microsoft.com/office/drawing/2016/5/11/chartex" xmlns:cx6="http://schemas.microsoft.com/office/drawing/2016/5/12/chartex" xmlns:cx7="http://schemas.microsoft.com/office/drawing/2016/5/13/chartex" xmlns:cx8="http://schemas.microsoft.com/office/drawing/2016/5/14/chartex" xmlns:mc="http://schemas.openxmlformats.org/markup-compatibility/2006" xmlns:aink="http://schemas.microsoft.com/office/drawing/2016/ink" xmlns:am3d="http://schemas.microsoft.com/office/drawing/2017/model3d" xmlns:o="urn:schemas-microsoft-com:office:office" xmlns:oel="http://schemas.microsoft.com/office/2019/extlst" xmlns:r="http://schemas.openxmlformats.org/officeDocument/2006/relationships" xmlns:m="http://schemas.openxmlformats.org/officeDocument/2006/math" xmlns:v="urn:schemas-microsoft-com:vml" xmlns:wp14="http://schemas.microsoft.com/office/word/2010/wordprocessingDrawing" xmlns:wp="http://schemas.openxmlformats.org/drawingml/2006/wordprocessingDrawing" xmlns:w10="urn:schemas-microsoft-com:office:word" xmlns:w="http://schemas.openxmlformats.org/wordprocessingml/2006/main" xmlns:w14="http://schemas.microsoft.com/office/word/2010/wordml" xmlns:w15="http://schemas.microsoft.com/office/word/2012/wordml" xmlns:w16cex="http://schemas.microsoft.com/office/word/2018/wordml/cex" xmlns:w16cid="http://schemas.microsoft.com/office/word/2016/wordml/cid" xmlns:w16="http://schemas.microsoft.com/office/word/2018/wordml" xmlns:w16du="http://schemas.microsoft.com/office/word/2023/wordml/word16du" xmlns:w16sdtdh="http://schemas.microsoft.com/office/word/2020/wordml/sdtdatahash" xmlns:w16sdtfl="http://schemas.microsoft.com/office/word/2024/wordml/sdtformatlock" xmlns:w16se="http://schemas.microsoft.com/office/word/2015/wordml/symex" xmlns:wpg="http://schemas.microsoft.com/office/word/2010/wordprocessingGroup" xmlns:wpi="http://schemas.microsoft.com/office/word/2010/wordprocessingInk" xmlns:wne="http://schemas.microsoft.com/office/word/2006/wordml" xmlns:wps="http://schemas.microsoft.com/office/word/2010/wordprocessingShape" mc:Ignorable="w14 w15 w16se w16cid w16 w16cex w16sdtdh w16sdtfl w16du wp14">
+  <w:p>
+    <w:pPr>
+      <w:pStyle w:val="Header"/>
+    </w:pPr>
+  </w:p>
+</w:hdr>
+</file>
+
+<file path=word/header3.xml><?xml version="1.0" encoding="utf-8"?>
+<w:hdr xmlns:wpc="http://schemas.microsoft.com/office/word/2010/wordprocessingCanvas" xmlns:cx="http://schemas.microsoft.com/office/drawing/2014/chartex" xmlns:cx1="http://schemas.microsoft.com/office/drawing/2015/9/8/chartex" xmlns:cx2="http://schemas.microsoft.com/office/drawing/2015/10/21/chartex" xmlns:cx3="http://schemas.microsoft.com/office/drawing/2016/5/9/chartex" xmlns:cx4="http://schemas.microsoft.com/office/drawing/2016/5/10/chartex" xmlns:cx5="http://schemas.microsoft.com/office/drawing/2016/5/11/chartex" xmlns:cx6="http://schemas.microsoft.com/office/drawing/2016/5/12/chartex" xmlns:cx7="http://schemas.microsoft.com/office/drawing/2016/5/13/chartex" xmlns:cx8="http://schemas.microsoft.com/office/drawing/2016/5/14/chartex" xmlns:mc="http://schemas.openxmlformats.org/markup-compatibility/2006" xmlns:aink="http://schemas.microsoft.com/office/drawing/2016/ink" xmlns:am3d="http://schemas.microsoft.com/office/drawing/2017/model3d" xmlns:o="urn:schemas-microsoft-com:office:office" xmlns:oel="http://schemas.microsoft.com/office/2019/extlst" xmlns:r="http://schemas.openxmlformats.org/officeDocument/2006/relationships" xmlns:m="http://schemas.openxmlformats.org/officeDocument/2006/math" xmlns:v="urn:schemas-microsoft-com:vml" xmlns:wp14="http://schemas.microsoft.com/office/word/2010/wordprocessingDrawing" xmlns:wp="http://schemas.openxmlformats.org/drawingml/2006/wordprocessingDrawing" xmlns:w10="urn:schemas-microsoft-com:office:word" xmlns:w="http://schemas.openxmlformats.org/wordprocessingml/2006/main" xmlns:w14="http://schemas.microsoft.com/office/word/2010/wordml" xmlns:w15="http://schemas.microsoft.com/office/word/2012/wordml" xmlns:w16cex="http://schemas.microsoft.com/office/word/2018/wordml/cex" xmlns:w16cid="http://schemas.microsoft.com/office/word/2016/wordml/cid" xmlns:w16="http://schemas.microsoft.com/office/word/2018/wordml" xmlns:w16du="http://schemas.microsoft.com/office/word/2023/wordml/word16du" xmlns:w16sdtdh="http://schemas.microsoft.com/office/word/2020/wordml/sdtdatahash" xmlns:w16sdtfl="http://schemas.microsoft.com/office/word/2024/wordml/sdtformatlock" xmlns:w16se="http://schemas.microsoft.com/office/word/2015/wordml/symex" xmlns:wpg="http://schemas.microsoft.com/office/word/2010/wordprocessingGroup" xmlns:wpi="http://schemas.microsoft.com/office/word/2010/wordprocessingInk" xmlns:wne="http://schemas.microsoft.com/office/word/2006/wordml" xmlns:wps="http://schemas.microsoft.com/office/word/2010/wordprocessingShape" mc:Ignorable="w14 w15 w16se w16cid w16 w16cex w16sdtdh w16sdtfl w16du wp14">
+  <w:p>
+    <w:pPr>
+      <w:pStyle w:val="Header"/>
+    </w:pPr>
+  </w:p>
+</w:hdr>
+</file>
+
+<file path=word/numbering.xml><?xml version="1.0" encoding="utf-8"?>
+<w:numbering xmlns:wpc="http://schemas.microsoft.com/office/word/2010/wordprocessingCanvas" xmlns:cx="http://schemas.microsoft.com/office/drawing/2014/chartex" xmlns:cx1="http://schemas.microsoft.com/office/drawing/2015/9/8/chartex" xmlns:cx2="http://schemas.microsoft.com/office/drawing/2015/10/21/chartex" xmlns:cx3="http://schemas.microsoft.com/office/drawing/2016/5/9/chartex" xmlns:cx4="http://schemas.microsoft.com/office/drawing/2016/5/10/chartex" xmlns:cx5="http://schemas.microsoft.com/office/drawing/2016/5/11/chartex" xmlns:cx6="http://schemas.microsoft.com/office/drawing/2016/5/12/chartex" xmlns:cx7="http://schemas.microsoft.com/office/drawing/2016/5/13/chartex" xmlns:cx8="http://schemas.microsoft.com/office/drawing/2016/5/14/chartex" xmlns:mc="http://schemas.openxmlformats.org/markup-compatibility/2006" xmlns:aink="http://schemas.microsoft.com/office/drawing/2016/ink" xmlns:am3d="http://schemas.microsoft.com/office/drawing/2017/model3d" xmlns:o="urn:schemas-microsoft-com:office:office" xmlns:oel="http://schemas.microsoft.com/office/2019/extlst" xmlns:r="http://schemas.openxmlformats.org/officeDocument/2006/relationships" xmlns:m="http://schemas.openxmlformats.org/officeDocument/2006/math" xmlns:v="urn:schemas-microsoft-com:vml" xmlns:wp14="http://schemas.microsoft.com/office/word/2010/wordprocessingDrawing" xmlns:wp="http://schemas.openxmlformats.org/drawingml/2006/wordprocessingDrawing" xmlns:w10="urn:schemas-microsoft-com:office:word" xmlns:w="http://schemas.openxmlformats.org/wordprocessingml/2006/main" xmlns:w14="http://schemas.microsoft.com/office/word/2010/wordml" xmlns:w15="http://schemas.microsoft.com/office/word/2012/wordml" xmlns:w16cex="http://schemas.microsoft.com/office/word/2018/wordml/cex" xmlns:w16cid="http://schemas.microsoft.com/office/word/2016/wordml/cid" xmlns:w16="http://schemas.microsoft.com/office/word/2018/wordml" xmlns:w16du="http://schemas.microsoft.com/office/word/2023/wordml/word16du" xmlns:w16sdtdh="http://schemas.microsoft.com/office/word/2020/wordml/sdtdatahash" xmlns:w16sdtfl="http://schemas.microsoft.com/office/word/2024/wordml/sdtformatlock" xmlns:w16se="http://schemas.microsoft.com/office/word/2015/wordml/symex" xmlns:wpg="http://schemas.microsoft.com/office/word/2010/wordprocessingGroup" xmlns:wpi="http://schemas.microsoft.com/office/word/2010/wordprocessingInk" xmlns:wne="http://schemas.microsoft.com/office/word/2006/wordml" xmlns:wps="http://schemas.microsoft.com/office/word/2010/wordprocessingShape" mc:Ignorable="w14 w15 w16se w16cid w16 w16cex w16sdtdh w16sdtfl w16du wp14">
+  <w:abstractNum w:abstractNumId="0" w15:restartNumberingAfterBreak="0">
+    <w:nsid w:val="FFFFFF89"/>
+    <w:multiLevelType w:val="singleLevel"/>
+    <w:tmpl w:val="8CFE4D74"/>
+    <w:lvl w:ilvl="0">
+      <w:start w:val="1"/>
+      <w:numFmt w:val="bullet"/>
+      <w:pStyle w:val="ListBullet"/>
+      <w:lvlText w:val=""/>
+      <w:lvlJc w:val="left"/>
+      <w:pPr>
+        <w:tabs>
+          <w:tab w:val="num" w:pos="360"/>
+        </w:tabs>
+        <w:ind w:left="360" w:hanging="360"/>
+      </w:pPr>
+      <w:rPr>
+        <w:rFonts w:ascii="Symbol" w:hAnsi="Symbol" w:hint="default"/>
+      </w:rPr>
+    </w:lvl>
+  </w:abstractNum>
+  <w:num w:numId="1" w16cid:durableId="1190950067">
+    <w:abstractNumId w:val="0"/>
+  </w:num>
+</w:numbering>
 </file>
 
 <file path=word/styles.xml><?xml version="1.0" encoding="utf-8"?>
@@ -1708,7 +1965,6 @@
     <w:next w:val="Normal"/>
     <w:link w:val="Heading2Char"/>
     <w:uiPriority w:val="9"/>
-    <w:semiHidden/>
     <w:unhideWhenUsed/>
     <w:qFormat/>
     <w:rsid w:val="007B57DD"/>
@@ -1925,7 +2181,6 @@
     <w:basedOn w:val="DefaultParagraphFont"/>
     <w:link w:val="Heading2"/>
     <w:uiPriority w:val="9"/>
-    <w:semiHidden/>
     <w:rsid w:val="007B57DD"/>
     <w:rPr>
       <w:rFonts w:asciiTheme="majorHAnsi" w:eastAsiaTheme="majorEastAsia" w:hAnsiTheme="majorHAnsi" w:cstheme="majorBidi"/>
@@ -2270,6 +2525,82 @@
     <w:rPr>
       <w:color w:val="605E5C"/>
       <w:shd w:val="clear" w:color="auto" w:fill="E1DFDD"/>
+    </w:rPr>
+  </w:style>
+  <w:style w:type="paragraph" w:styleId="Header">
+    <w:name w:val="header"/>
+    <w:basedOn w:val="Normal"/>
+    <w:link w:val="HeaderChar"/>
+    <w:uiPriority w:val="99"/>
+    <w:unhideWhenUsed/>
+    <w:rsid w:val="0080424C"/>
+    <w:pPr>
+      <w:tabs>
+        <w:tab w:val="center" w:pos="4680"/>
+        <w:tab w:val="right" w:pos="9360"/>
+      </w:tabs>
+      <w:spacing w:after="0" w:line="240" w:lineRule="auto"/>
+    </w:pPr>
+  </w:style>
+  <w:style w:type="character" w:customStyle="1" w:styleId="HeaderChar">
+    <w:name w:val="Header Char"/>
+    <w:basedOn w:val="DefaultParagraphFont"/>
+    <w:link w:val="Header"/>
+    <w:uiPriority w:val="99"/>
+    <w:rsid w:val="0080424C"/>
+  </w:style>
+  <w:style w:type="paragraph" w:styleId="Footer">
+    <w:name w:val="footer"/>
+    <w:basedOn w:val="Normal"/>
+    <w:link w:val="FooterChar"/>
+    <w:uiPriority w:val="99"/>
+    <w:unhideWhenUsed/>
+    <w:rsid w:val="0080424C"/>
+    <w:pPr>
+      <w:tabs>
+        <w:tab w:val="center" w:pos="4680"/>
+        <w:tab w:val="right" w:pos="9360"/>
+      </w:tabs>
+      <w:spacing w:after="0" w:line="240" w:lineRule="auto"/>
+    </w:pPr>
+  </w:style>
+  <w:style w:type="character" w:customStyle="1" w:styleId="FooterChar">
+    <w:name w:val="Footer Char"/>
+    <w:basedOn w:val="DefaultParagraphFont"/>
+    <w:link w:val="Footer"/>
+    <w:uiPriority w:val="99"/>
+    <w:rsid w:val="0080424C"/>
+  </w:style>
+  <w:style w:type="paragraph" w:styleId="ListBullet">
+    <w:name w:val="List Bullet"/>
+    <w:basedOn w:val="Normal"/>
+    <w:uiPriority w:val="99"/>
+    <w:unhideWhenUsed/>
+    <w:rsid w:val="0080424C"/>
+    <w:pPr>
+      <w:numPr>
+        <w:numId w:val="1"/>
+      </w:numPr>
+      <w:contextualSpacing/>
+    </w:pPr>
+  </w:style>
+  <w:style w:type="paragraph" w:styleId="Caption">
+    <w:name w:val="caption"/>
+    <w:basedOn w:val="Normal"/>
+    <w:next w:val="Normal"/>
+    <w:uiPriority w:val="35"/>
+    <w:unhideWhenUsed/>
+    <w:qFormat/>
+    <w:rsid w:val="0080424C"/>
+    <w:pPr>
+      <w:spacing w:after="200" w:line="240" w:lineRule="auto"/>
+    </w:pPr>
+    <w:rPr>
+      <w:i/>
+      <w:iCs/>
+      <w:color w:val="44546A" w:themeColor="text2"/>
+      <w:sz w:val="18"/>
+      <w:szCs w:val="18"/>
     </w:rPr>
   </w:style>
 </w:styles>
@@ -2568,4 +2899,26 @@
     </a:ext>
   </a:extLst>
 </a:theme>
+</file>
+
+<file path=word/webextensions/taskpanes.xml><?xml version="1.0" encoding="utf-8"?>
+<wetp:taskpanes xmlns:wetp="http://schemas.microsoft.com/office/webextensions/taskpanes/2010/11">
+  <wetp:taskpane dockstate="right" visibility="0" width="525" row="0">
+    <wetp:webextensionref xmlns:r="http://schemas.openxmlformats.org/officeDocument/2006/relationships" r:id="rId1"/>
+  </wetp:taskpane>
+</wetp:taskpanes>
+</file>
+
+<file path=word/webextensions/webextension1.xml><?xml version="1.0" encoding="utf-8"?>
+<we:webextension xmlns:we="http://schemas.microsoft.com/office/webextensions/webextension/2010/11" id="{10B5B19B-5FD9-4B91-BE64-96A4FCCD11F0}">
+  <we:reference id="wa200010453" version="1.0.0.1" store="en-US" storeType="OMEX"/>
+  <we:alternateReferences>
+    <we:reference id="WA200010453" version="1.0.0.1" store="" storeType="OMEX"/>
+  </we:alternateReferences>
+  <we:properties>
+    <we:property name="claude.fileId" value="&quot;be623846-f581-439b-8745-f25ddf273f4c&quot;"/>
+  </we:properties>
+  <we:bindings/>
+  <we:snapshot xmlns:r="http://schemas.openxmlformats.org/officeDocument/2006/relationships"/>
+</we:webextension>
 </file>
--- a/exhibits/Exhibit 13 OT ICS Intrusion Detection.docx
+++ b/exhibits/Exhibit 13 OT ICS Intrusion Detection.docx
@@ -3,28 +3,43 @@
 <w:document xmlns:wpc="http://schemas.microsoft.com/office/word/2010/wordprocessingCanvas" xmlns:cx="http://schemas.microsoft.com/office/drawing/2014/chartex" xmlns:cx1="http://schemas.microsoft.com/office/drawing/2015/9/8/chartex" xmlns:cx2="http://schemas.microsoft.com/office/drawing/2015/10/21/chartex" xmlns:cx3="http://schemas.microsoft.com/office/drawing/2016/5/9/chartex" xmlns:cx4="http://schemas.microsoft.com/office/drawing/2016/5/10/chartex" xmlns:cx5="http://schemas.microsoft.com/office/drawing/2016/5/11/chartex" xmlns:cx6="http://schemas.microsoft.com/office/drawing/2016/5/12/chartex" xmlns:cx7="http://schemas.microsoft.com/office/drawing/2016/5/13/chartex" xmlns:cx8="http://schemas.microsoft.com/office/drawing/2016/5/14/chartex" xmlns:mc="http://schemas.openxmlformats.org/markup-compatibility/2006" xmlns:aink="http://schemas.microsoft.com/office/drawing/2016/ink" xmlns:am3d="http://schemas.microsoft.com/office/drawing/2017/model3d" xmlns:o="urn:schemas-microsoft-com:office:office" xmlns:oel="http://schemas.microsoft.com/office/2019/extlst" xmlns:r="http://schemas.openxmlformats.org/officeDocument/2006/relationships" xmlns:m="http://schemas.openxmlformats.org/officeDocument/2006/math" xmlns:v="urn:schemas-microsoft-com:vml" xmlns:wp14="http://schemas.microsoft.com/office/word/2010/wordprocessingDrawing" xmlns:wp="http://schemas.openxmlformats.org/drawingml/2006/wordprocessingDrawing" xmlns:w10="urn:schemas-microsoft-com:office:word" xmlns:w="http://schemas.openxmlformats.org/wordprocessingml/2006/main" xmlns:w14="http://schemas.microsoft.com/office/word/2010/wordml" xmlns:w15="http://schemas.microsoft.com/office/word/2012/wordml" xmlns:w16cex="http://schemas.microsoft.com/office/word/2018/wordml/cex" xmlns:w16cid="http://schemas.microsoft.com/office/word/2016/wordml/cid" xmlns:w16="http://schemas.microsoft.com/office/word/2018/wordml" xmlns:w16du="http://schemas.microsoft.com/office/word/2023/wordml/word16du" xmlns:w16sdtdh="http://schemas.microsoft.com/office/word/2020/wordml/sdtdatahash" xmlns:w16sdtfl="http://schemas.microsoft.com/office/word/2024/wordml/sdtformatlock" xmlns:w16se="http://schemas.microsoft.com/office/word/2015/wordml/symex" xmlns:wpg="http://schemas.microsoft.com/office/word/2010/wordprocessingGroup" xmlns:wpi="http://schemas.microsoft.com/office/word/2010/wordprocessingInk" xmlns:wne="http://schemas.microsoft.com/office/word/2006/wordml" xmlns:wps="http://schemas.microsoft.com/office/word/2010/wordprocessingShape" mc:Ignorable="w14 w15 w16se w16cid w16 w16cex w16sdtdh w16sdtfl w16du wp14">
   <w:body>
     <w:p>
-      <w:r>
-        <w:t xml:space="preserve"> Exhibit 13: OT/ICS Intrusion Detection – HAI Turbine Autoencoder</w:t>
-      </w:r>
-    </w:p>
-    <w:p/>
-    <w:p>
-      <w:r>
-        <w:t xml:space="preserve">Petitioner: Samuel Gbli Tetteh  </w:t>
-      </w:r>
-    </w:p>
-    <w:p>
-      <w:r>
-        <w:t>NIW Proposed Endeavor Pathway 2: Enhancing intrusion detection within operational technology and critical infrastructure environments</w:t>
-      </w:r>
-      <w:r>
-        <w:t>.</w:t>
-      </w:r>
-    </w:p>
-    <w:p/>
-    <w:p>
-      <w:r>
-        <w:t xml:space="preserve"> 1. Project Summary</w:t>
+      <w:pPr>
+        <w:pStyle w:val="Title"/>
+      </w:pPr>
+      <w:r>
+        <w:t>Exhibit 13: OT/ICS Intrusion Detection – HAI Turbine Autoencoder</w:t>
+      </w:r>
+    </w:p>
+    <w:p/>
+    <w:p>
+      <w:r>
+        <w:rPr>
+          <w:b/>
+        </w:rPr>
+        <w:t>Petitioner:</w:t>
+      </w:r>
+      <w:r>
+        <w:t xml:space="preserve"> Samuel Gbli Tetteh  </w:t>
+      </w:r>
+    </w:p>
+    <w:p>
+      <w:r>
+        <w:rPr>
+          <w:b/>
+        </w:rPr>
+        <w:t>NIW Proposed Endeavor Pathway 2:</w:t>
+      </w:r>
+      <w:r>
+        <w:t xml:space="preserve"> Enhancing intrusion detection within operational technology and critical infrastructure environments.</w:t>
+      </w:r>
+    </w:p>
+    <w:p/>
+    <w:p>
+      <w:pPr>
+        <w:pStyle w:val="Heading1"/>
+      </w:pPr>
+      <w:r>
+        <w:t>1. Project Summary</w:t>
       </w:r>
     </w:p>
     <w:p/>
@@ -102,13 +117,16 @@
         <w:t>‑</w:t>
       </w:r>
       <w:r>
-        <w:t>physical attacks without any attack labels during training. The system successfully identified 100% of the 18,303 attack samples in the test set.</w:t>
-      </w:r>
-    </w:p>
-    <w:p/>
-    <w:p>
-      <w:r>
-        <w:t xml:space="preserve"> 2. Alignment with Proposed Endeavor</w:t>
+        <w:t>physical attacks without any attack labels during training. The system successfully identified 84.3% of the 18,303 attack samples in the test set.</w:t>
+      </w:r>
+    </w:p>
+    <w:p/>
+    <w:p>
+      <w:pPr>
+        <w:pStyle w:val="Heading1"/>
+      </w:pPr>
+      <w:r>
+        <w:t>2. Alignment with Proposed Endeavor</w:t>
       </w:r>
     </w:p>
     <w:p/>
@@ -119,8 +137,11 @@
     </w:p>
     <w:p/>
     <w:p>
-      <w:r>
-        <w:t>- It ingests real</w:t>
+      <w:pPr>
+        <w:pStyle w:val="ListBullet"/>
+      </w:pPr>
+      <w:r>
+        <w:t>It ingests real</w:t>
       </w:r>
       <w:r>
         <w:rPr>
@@ -133,13 +154,19 @@
       </w:r>
     </w:p>
     <w:p>
-      <w:r>
-        <w:t>- It uses an unsupervised autoencoder that implicitly learns the physical relationships among process variables (flows, pressures, temperatures).</w:t>
-      </w:r>
-    </w:p>
-    <w:p>
-      <w:r>
-        <w:t>- It detects deviations from normal behavior that indicate cyber</w:t>
+      <w:pPr>
+        <w:pStyle w:val="ListBullet"/>
+      </w:pPr>
+      <w:r>
+        <w:t>It uses an unsupervised autoencoder that implicitly learns the physical relationships among process variables (flows, pressures, temperatures).</w:t>
+      </w:r>
+    </w:p>
+    <w:p>
+      <w:pPr>
+        <w:pStyle w:val="ListBullet"/>
+      </w:pPr>
+      <w:r>
+        <w:t>It detects deviations from normal behavior that indicate cyber</w:t>
       </w:r>
       <w:r>
         <w:rPr>
@@ -152,42 +179,55 @@
       </w:r>
     </w:p>
     <w:p>
-      <w:r>
-        <w:t>- It demonstrates a scalable, practical approach that can be deployed in real OT/ICS environments without requiring labeled attack data.</w:t>
-      </w:r>
-    </w:p>
-    <w:p/>
-    <w:p>
-      <w:r>
-        <w:t>---</w:t>
-      </w:r>
-    </w:p>
-    <w:p/>
-    <w:p>
-      <w:r>
-        <w:t xml:space="preserve"> 3. Technical Implementation</w:t>
-      </w:r>
-    </w:p>
-    <w:p/>
-    <w:p>
-      <w:r>
-        <w:t xml:space="preserve"> 3.1 Dataset</w:t>
-      </w:r>
-    </w:p>
-    <w:p>
+      <w:pPr>
+        <w:pStyle w:val="ListBullet"/>
+      </w:pPr>
+      <w:r>
+        <w:t>It demonstrates a scalable, practical approach that can be deployed in real OT/ICS environments without requiring labeled attack data.</w:t>
+      </w:r>
+    </w:p>
+    <w:p/>
+    <w:p/>
+    <w:p>
+      <w:pPr>
+        <w:pStyle w:val="Heading1"/>
+      </w:pPr>
       <w:r>
         <w:lastRenderedPageBreak/>
-        <w:t>- Source: HAI Security Dataset (Kaggle) – 4 CSV files (train1, train2, test1, test2).</w:t>
-      </w:r>
-    </w:p>
-    <w:p>
-      <w:r>
-        <w:t>- Scale: 976,980 total samples, 63 sensor/actuator features, 18,303 labeled attack samples.</w:t>
-      </w:r>
-    </w:p>
-    <w:p>
-      <w:r>
-        <w:t>- Preprocessing: Data was loaded with Polars (semicolon</w:t>
+        <w:t>3. Technical Implementation</w:t>
+      </w:r>
+    </w:p>
+    <w:p/>
+    <w:p>
+      <w:pPr>
+        <w:pStyle w:val="Heading2"/>
+      </w:pPr>
+      <w:r>
+        <w:t>3.1 Dataset</w:t>
+      </w:r>
+    </w:p>
+    <w:p>
+      <w:pPr>
+        <w:pStyle w:val="ListBullet"/>
+      </w:pPr>
+      <w:r>
+        <w:t>Source: HAI Security Dataset (Kaggle) – 4 CSV files (train1, train2, test1, test2).</w:t>
+      </w:r>
+    </w:p>
+    <w:p>
+      <w:pPr>
+        <w:pStyle w:val="ListBullet"/>
+      </w:pPr>
+      <w:r>
+        <w:t>Scale: 976,980 total samples, 59 sensor/actuator features, 18,303 labeled attack samples.</w:t>
+      </w:r>
+    </w:p>
+    <w:p>
+      <w:pPr>
+        <w:pStyle w:val="ListBullet"/>
+      </w:pPr>
+      <w:r>
+        <w:t>Preprocessing: Data was loaded with Polars (semicolon</w:t>
       </w:r>
       <w:r>
         <w:rPr>
@@ -201,13 +241,19 @@
     </w:p>
     <w:p/>
     <w:p>
-      <w:r>
-        <w:t xml:space="preserve"> 3.2 Model</w:t>
-      </w:r>
-    </w:p>
-    <w:p>
-      <w:r>
-        <w:t>- Architecture: Symmetric autoencoder with three hidden layers (128</w:t>
+      <w:pPr>
+        <w:pStyle w:val="Heading2"/>
+      </w:pPr>
+      <w:r>
+        <w:t>3.2 Model</w:t>
+      </w:r>
+    </w:p>
+    <w:p>
+      <w:pPr>
+        <w:pStyle w:val="ListBullet"/>
+      </w:pPr>
+      <w:r>
+        <w:t>Architecture: Symmetric autoencoder with three hidden layers (128</w:t>
       </w:r>
       <w:r>
         <w:rPr>
@@ -229,18 +275,27 @@
       </w:r>
     </w:p>
     <w:p>
-      <w:r>
-        <w:t>- Loss function: Mean Squared Error (MSE) between input and reconstruction.</w:t>
-      </w:r>
-    </w:p>
-    <w:p>
-      <w:r>
-        <w:t>- Training: 50 epochs, batch size 256, Adam optimizer, on 781,677 normal training samples.</w:t>
-      </w:r>
-    </w:p>
-    <w:p>
-      <w:r>
-        <w:t>- Anomaly threshold: 95th percentile of reconstruction error on a held</w:t>
+      <w:pPr>
+        <w:pStyle w:val="ListBullet"/>
+      </w:pPr>
+      <w:r>
+        <w:t>Loss function: Mean Squared Error (MSE) between input and reconstruction.</w:t>
+      </w:r>
+    </w:p>
+    <w:p>
+      <w:pPr>
+        <w:pStyle w:val="ListBullet"/>
+      </w:pPr>
+      <w:r>
+        <w:t>Training: 50 epochs, batch size 256, Adam optimizer, on 781,677 normal training samples.</w:t>
+      </w:r>
+    </w:p>
+    <w:p>
+      <w:pPr>
+        <w:pStyle w:val="ListBullet"/>
+      </w:pPr>
+      <w:r>
+        <w:t>Anomaly threshold: 95th percentile of reconstruction error on a held</w:t>
       </w:r>
       <w:r>
         <w:rPr>
@@ -254,38 +309,28 @@
     </w:p>
     <w:p/>
     <w:p>
-      <w:r>
-        <w:t xml:space="preserve"> 3.3 Key Results</w:t>
-      </w:r>
-    </w:p>
-    <w:p>
-      <w:pPr>
-        <w:shd w:val="clear" w:color="auto" w:fill="FFFFFF"/>
+      <w:pPr>
+        <w:pStyle w:val="Heading2"/>
         <w:tabs>
-          <w:tab w:val="left" w:pos="916"/>
-          <w:tab w:val="left" w:pos="1832"/>
-          <w:tab w:val="left" w:pos="2748"/>
-          <w:tab w:val="left" w:pos="3664"/>
-          <w:tab w:val="left" w:pos="4580"/>
-          <w:tab w:val="left" w:pos="5496"/>
-          <w:tab w:val="left" w:pos="6412"/>
-          <w:tab w:val="left" w:pos="7328"/>
-          <w:tab w:val="left" w:pos="8244"/>
-          <w:tab w:val="left" w:pos="9160"/>
-          <w:tab w:val="left" w:pos="10076"/>
-          <w:tab w:val="left" w:pos="10992"/>
-          <w:tab w:val="left" w:pos="11908"/>
-          <w:tab w:val="left" w:pos="12824"/>
-          <w:tab w:val="left" w:pos="13740"/>
-          <w:tab w:val="left" w:pos="14656"/>
+          <w:tab w:val="left" w:pos="2565"/>
         </w:tabs>
-        <w:wordWrap w:val="0"/>
-        <w:spacing w:after="0" w:line="240" w:lineRule="auto"/>
+      </w:pPr>
+      <w:r>
+        <w:t>3.3 Key Results</w:t>
+      </w:r>
+      <w:r>
+        <w:tab/>
+      </w:r>
+    </w:p>
+    <w:p/>
+    <w:p>
+      <w:pPr>
         <w:rPr>
           <w:rFonts w:ascii="Consolas" w:eastAsia="Times New Roman" w:hAnsi="Consolas" w:cs="Courier New"/>
           <w:kern w:val="0"/>
           <w:sz w:val="20"/>
           <w:szCs w:val="20"/>
+          <w:lang w:val="en-AS"/>
           <w14:ligatures w14:val="none"/>
         </w:rPr>
       </w:pPr>
@@ -295,6 +340,7 @@
           <w:kern w:val="0"/>
           <w:sz w:val="20"/>
           <w:szCs w:val="20"/>
+          <w:lang w:val="en-AS"/>
           <w14:ligatures w14:val="none"/>
         </w:rPr>
         <w:t>=============================================</w:t>
@@ -302,32 +348,12 @@
     </w:p>
     <w:p>
       <w:pPr>
-        <w:shd w:val="clear" w:color="auto" w:fill="FFFFFF"/>
-        <w:tabs>
-          <w:tab w:val="left" w:pos="916"/>
-          <w:tab w:val="left" w:pos="1832"/>
-          <w:tab w:val="left" w:pos="2748"/>
-          <w:tab w:val="left" w:pos="3664"/>
-          <w:tab w:val="left" w:pos="4580"/>
-          <w:tab w:val="left" w:pos="5496"/>
-          <w:tab w:val="left" w:pos="6412"/>
-          <w:tab w:val="left" w:pos="7328"/>
-          <w:tab w:val="left" w:pos="8244"/>
-          <w:tab w:val="left" w:pos="9160"/>
-          <w:tab w:val="left" w:pos="10076"/>
-          <w:tab w:val="left" w:pos="10992"/>
-          <w:tab w:val="left" w:pos="11908"/>
-          <w:tab w:val="left" w:pos="12824"/>
-          <w:tab w:val="left" w:pos="13740"/>
-          <w:tab w:val="left" w:pos="14656"/>
-        </w:tabs>
-        <w:wordWrap w:val="0"/>
-        <w:spacing w:after="0" w:line="240" w:lineRule="auto"/>
         <w:rPr>
           <w:rFonts w:ascii="Consolas" w:eastAsia="Times New Roman" w:hAnsi="Consolas" w:cs="Courier New"/>
           <w:kern w:val="0"/>
           <w:sz w:val="20"/>
           <w:szCs w:val="20"/>
+          <w:lang w:val="en-AS"/>
           <w14:ligatures w14:val="none"/>
         </w:rPr>
       </w:pPr>
@@ -337,6 +363,7 @@
           <w:kern w:val="0"/>
           <w:sz w:val="20"/>
           <w:szCs w:val="20"/>
+          <w:lang w:val="en-AS"/>
           <w14:ligatures w14:val="none"/>
         </w:rPr>
         <w:t xml:space="preserve">  NOTEBOOK 04 — SUMMARY</w:t>
@@ -344,32 +371,12 @@
     </w:p>
     <w:p>
       <w:pPr>
-        <w:shd w:val="clear" w:color="auto" w:fill="FFFFFF"/>
-        <w:tabs>
-          <w:tab w:val="left" w:pos="916"/>
-          <w:tab w:val="left" w:pos="1832"/>
-          <w:tab w:val="left" w:pos="2748"/>
-          <w:tab w:val="left" w:pos="3664"/>
-          <w:tab w:val="left" w:pos="4580"/>
-          <w:tab w:val="left" w:pos="5496"/>
-          <w:tab w:val="left" w:pos="6412"/>
-          <w:tab w:val="left" w:pos="7328"/>
-          <w:tab w:val="left" w:pos="8244"/>
-          <w:tab w:val="left" w:pos="9160"/>
-          <w:tab w:val="left" w:pos="10076"/>
-          <w:tab w:val="left" w:pos="10992"/>
-          <w:tab w:val="left" w:pos="11908"/>
-          <w:tab w:val="left" w:pos="12824"/>
-          <w:tab w:val="left" w:pos="13740"/>
-          <w:tab w:val="left" w:pos="14656"/>
-        </w:tabs>
-        <w:wordWrap w:val="0"/>
-        <w:spacing w:after="0" w:line="240" w:lineRule="auto"/>
         <w:rPr>
           <w:rFonts w:ascii="Consolas" w:eastAsia="Times New Roman" w:hAnsi="Consolas" w:cs="Courier New"/>
           <w:kern w:val="0"/>
           <w:sz w:val="20"/>
           <w:szCs w:val="20"/>
+          <w:lang w:val="en-AS"/>
           <w14:ligatures w14:val="none"/>
         </w:rPr>
       </w:pPr>
@@ -379,6 +386,7 @@
           <w:kern w:val="0"/>
           <w:sz w:val="20"/>
           <w:szCs w:val="20"/>
+          <w:lang w:val="en-AS"/>
           <w14:ligatures w14:val="none"/>
         </w:rPr>
         <w:t>=============================================</w:t>
@@ -386,32 +394,12 @@
     </w:p>
     <w:p>
       <w:pPr>
-        <w:shd w:val="clear" w:color="auto" w:fill="FFFFFF"/>
-        <w:tabs>
-          <w:tab w:val="left" w:pos="916"/>
-          <w:tab w:val="left" w:pos="1832"/>
-          <w:tab w:val="left" w:pos="2748"/>
-          <w:tab w:val="left" w:pos="3664"/>
-          <w:tab w:val="left" w:pos="4580"/>
-          <w:tab w:val="left" w:pos="5496"/>
-          <w:tab w:val="left" w:pos="6412"/>
-          <w:tab w:val="left" w:pos="7328"/>
-          <w:tab w:val="left" w:pos="8244"/>
-          <w:tab w:val="left" w:pos="9160"/>
-          <w:tab w:val="left" w:pos="10076"/>
-          <w:tab w:val="left" w:pos="10992"/>
-          <w:tab w:val="left" w:pos="11908"/>
-          <w:tab w:val="left" w:pos="12824"/>
-          <w:tab w:val="left" w:pos="13740"/>
-          <w:tab w:val="left" w:pos="14656"/>
-        </w:tabs>
-        <w:wordWrap w:val="0"/>
-        <w:spacing w:after="0" w:line="240" w:lineRule="auto"/>
         <w:rPr>
           <w:rFonts w:ascii="Consolas" w:eastAsia="Times New Roman" w:hAnsi="Consolas" w:cs="Courier New"/>
           <w:kern w:val="0"/>
           <w:sz w:val="20"/>
           <w:szCs w:val="20"/>
+          <w:lang w:val="en-AS"/>
           <w14:ligatures w14:val="none"/>
         </w:rPr>
       </w:pPr>
@@ -421,81 +409,44 @@
           <w:kern w:val="0"/>
           <w:sz w:val="20"/>
           <w:szCs w:val="20"/>
+          <w:lang w:val="en-AS"/>
           <w14:ligatures w14:val="none"/>
         </w:rPr>
-        <w:t xml:space="preserve">  Sensor features          : 63</w:t>
-      </w:r>
-    </w:p>
-    <w:p>
-      <w:pPr>
-        <w:shd w:val="clear" w:color="auto" w:fill="FFFFFF"/>
-        <w:tabs>
-          <w:tab w:val="left" w:pos="916"/>
-          <w:tab w:val="left" w:pos="1832"/>
-          <w:tab w:val="left" w:pos="2748"/>
-          <w:tab w:val="left" w:pos="3664"/>
-          <w:tab w:val="left" w:pos="4580"/>
-          <w:tab w:val="left" w:pos="5496"/>
-          <w:tab w:val="left" w:pos="6412"/>
-          <w:tab w:val="left" w:pos="7328"/>
-          <w:tab w:val="left" w:pos="8244"/>
-          <w:tab w:val="left" w:pos="9160"/>
-          <w:tab w:val="left" w:pos="10076"/>
-          <w:tab w:val="left" w:pos="10992"/>
-          <w:tab w:val="left" w:pos="11908"/>
-          <w:tab w:val="left" w:pos="12824"/>
-          <w:tab w:val="left" w:pos="13740"/>
-          <w:tab w:val="left" w:pos="14656"/>
-        </w:tabs>
-        <w:wordWrap w:val="0"/>
-        <w:spacing w:after="0" w:line="240" w:lineRule="auto"/>
+        <w:t xml:space="preserve">  Sensor features        </w:t>
+      </w:r>
+      <w:proofErr w:type="gramStart"/>
+      <w:r>
         <w:rPr>
           <w:rFonts w:ascii="Consolas" w:eastAsia="Times New Roman" w:hAnsi="Consolas" w:cs="Courier New"/>
           <w:kern w:val="0"/>
           <w:sz w:val="20"/>
           <w:szCs w:val="20"/>
+          <w:lang w:val="en-AS"/>
           <w14:ligatures w14:val="none"/>
         </w:rPr>
-      </w:pPr>
+        <w:t xml:space="preserve">  :</w:t>
+      </w:r>
+      <w:proofErr w:type="gramEnd"/>
       <w:r>
         <w:rPr>
           <w:rFonts w:ascii="Consolas" w:eastAsia="Times New Roman" w:hAnsi="Consolas" w:cs="Courier New"/>
           <w:kern w:val="0"/>
           <w:sz w:val="20"/>
           <w:szCs w:val="20"/>
+          <w:lang w:val="en-AS"/>
           <w14:ligatures w14:val="none"/>
         </w:rPr>
-        <w:t xml:space="preserve">  Training samples (normal): 781,677</w:t>
-      </w:r>
-    </w:p>
-    <w:p>
-      <w:pPr>
-        <w:shd w:val="clear" w:color="auto" w:fill="FFFFFF"/>
-        <w:tabs>
-          <w:tab w:val="left" w:pos="916"/>
-          <w:tab w:val="left" w:pos="1832"/>
-          <w:tab w:val="left" w:pos="2748"/>
-          <w:tab w:val="left" w:pos="3664"/>
-          <w:tab w:val="left" w:pos="4580"/>
-          <w:tab w:val="left" w:pos="5496"/>
-          <w:tab w:val="left" w:pos="6412"/>
-          <w:tab w:val="left" w:pos="7328"/>
-          <w:tab w:val="left" w:pos="8244"/>
-          <w:tab w:val="left" w:pos="9160"/>
-          <w:tab w:val="left" w:pos="10076"/>
-          <w:tab w:val="left" w:pos="10992"/>
-          <w:tab w:val="left" w:pos="11908"/>
-          <w:tab w:val="left" w:pos="12824"/>
-          <w:tab w:val="left" w:pos="13740"/>
-          <w:tab w:val="left" w:pos="14656"/>
-        </w:tabs>
-        <w:wordWrap w:val="0"/>
-        <w:spacing w:after="0" w:line="240" w:lineRule="auto"/>
+        <w:t xml:space="preserve"> 59</w:t>
+      </w:r>
+    </w:p>
+    <w:p>
+      <w:pPr>
         <w:rPr>
           <w:rFonts w:ascii="Consolas" w:eastAsia="Times New Roman" w:hAnsi="Consolas" w:cs="Courier New"/>
           <w:kern w:val="0"/>
           <w:sz w:val="20"/>
           <w:szCs w:val="20"/>
+          <w:lang w:val="en-AS"/>
           <w14:ligatures w14:val="none"/>
         </w:rPr>
       </w:pPr>
@@ -505,39 +456,20 @@
           <w:kern w:val="0"/>
           <w:sz w:val="20"/>
           <w:szCs w:val="20"/>
+          <w:lang w:val="en-AS"/>
           <w14:ligatures w14:val="none"/>
         </w:rPr>
-        <w:t xml:space="preserve">  Validation normal        : 195,420</w:t>
-      </w:r>
-    </w:p>
-    <w:p>
-      <w:pPr>
-        <w:shd w:val="clear" w:color="auto" w:fill="FFFFFF"/>
-        <w:tabs>
-          <w:tab w:val="left" w:pos="916"/>
-          <w:tab w:val="left" w:pos="1832"/>
-          <w:tab w:val="left" w:pos="2748"/>
-          <w:tab w:val="left" w:pos="3664"/>
-          <w:tab w:val="left" w:pos="4580"/>
-          <w:tab w:val="left" w:pos="5496"/>
-          <w:tab w:val="left" w:pos="6412"/>
-          <w:tab w:val="left" w:pos="7328"/>
-          <w:tab w:val="left" w:pos="8244"/>
-          <w:tab w:val="left" w:pos="9160"/>
-          <w:tab w:val="left" w:pos="10076"/>
-          <w:tab w:val="left" w:pos="10992"/>
-          <w:tab w:val="left" w:pos="11908"/>
-          <w:tab w:val="left" w:pos="12824"/>
-          <w:tab w:val="left" w:pos="13740"/>
-          <w:tab w:val="left" w:pos="14656"/>
-        </w:tabs>
-        <w:wordWrap w:val="0"/>
-        <w:spacing w:after="0" w:line="240" w:lineRule="auto"/>
+        <w:t xml:space="preserve">  Training samples (normal): 781,677</w:t>
+      </w:r>
+    </w:p>
+    <w:p>
+      <w:pPr>
         <w:rPr>
           <w:rFonts w:ascii="Consolas" w:eastAsia="Times New Roman" w:hAnsi="Consolas" w:cs="Courier New"/>
           <w:kern w:val="0"/>
           <w:sz w:val="20"/>
           <w:szCs w:val="20"/>
+          <w:lang w:val="en-AS"/>
           <w14:ligatures w14:val="none"/>
         </w:rPr>
       </w:pPr>
@@ -547,81 +479,44 @@
           <w:kern w:val="0"/>
           <w:sz w:val="20"/>
           <w:szCs w:val="20"/>
+          <w:lang w:val="en-AS"/>
           <w14:ligatures w14:val="none"/>
         </w:rPr>
-        <w:t xml:space="preserve">  Attack samples           : 18,303</w:t>
-      </w:r>
-    </w:p>
-    <w:p>
-      <w:pPr>
-        <w:shd w:val="clear" w:color="auto" w:fill="FFFFFF"/>
-        <w:tabs>
-          <w:tab w:val="left" w:pos="916"/>
-          <w:tab w:val="left" w:pos="1832"/>
-          <w:tab w:val="left" w:pos="2748"/>
-          <w:tab w:val="left" w:pos="3664"/>
-          <w:tab w:val="left" w:pos="4580"/>
-          <w:tab w:val="left" w:pos="5496"/>
-          <w:tab w:val="left" w:pos="6412"/>
-          <w:tab w:val="left" w:pos="7328"/>
-          <w:tab w:val="left" w:pos="8244"/>
-          <w:tab w:val="left" w:pos="9160"/>
-          <w:tab w:val="left" w:pos="10076"/>
-          <w:tab w:val="left" w:pos="10992"/>
-          <w:tab w:val="left" w:pos="11908"/>
-          <w:tab w:val="left" w:pos="12824"/>
-          <w:tab w:val="left" w:pos="13740"/>
-          <w:tab w:val="left" w:pos="14656"/>
-        </w:tabs>
-        <w:wordWrap w:val="0"/>
-        <w:spacing w:after="0" w:line="240" w:lineRule="auto"/>
+        <w:t xml:space="preserve">  Validation normal      </w:t>
+      </w:r>
+      <w:proofErr w:type="gramStart"/>
+      <w:r>
         <w:rPr>
           <w:rFonts w:ascii="Consolas" w:eastAsia="Times New Roman" w:hAnsi="Consolas" w:cs="Courier New"/>
           <w:kern w:val="0"/>
           <w:sz w:val="20"/>
           <w:szCs w:val="20"/>
+          <w:lang w:val="en-AS"/>
           <w14:ligatures w14:val="none"/>
         </w:rPr>
-      </w:pPr>
+        <w:t xml:space="preserve">  :</w:t>
+      </w:r>
+      <w:proofErr w:type="gramEnd"/>
       <w:r>
         <w:rPr>
           <w:rFonts w:ascii="Consolas" w:eastAsia="Times New Roman" w:hAnsi="Consolas" w:cs="Courier New"/>
           <w:kern w:val="0"/>
           <w:sz w:val="20"/>
           <w:szCs w:val="20"/>
+          <w:lang w:val="en-AS"/>
           <w14:ligatures w14:val="none"/>
         </w:rPr>
-        <w:t xml:space="preserve">  Detection threshold      : 0.011379</w:t>
-      </w:r>
-    </w:p>
-    <w:p>
-      <w:pPr>
-        <w:shd w:val="clear" w:color="auto" w:fill="FFFFFF"/>
-        <w:tabs>
-          <w:tab w:val="left" w:pos="916"/>
-          <w:tab w:val="left" w:pos="1832"/>
-          <w:tab w:val="left" w:pos="2748"/>
-          <w:tab w:val="left" w:pos="3664"/>
-          <w:tab w:val="left" w:pos="4580"/>
-          <w:tab w:val="left" w:pos="5496"/>
-          <w:tab w:val="left" w:pos="6412"/>
-          <w:tab w:val="left" w:pos="7328"/>
-          <w:tab w:val="left" w:pos="8244"/>
-          <w:tab w:val="left" w:pos="9160"/>
-          <w:tab w:val="left" w:pos="10076"/>
-          <w:tab w:val="left" w:pos="10992"/>
-          <w:tab w:val="left" w:pos="11908"/>
-          <w:tab w:val="left" w:pos="12824"/>
-          <w:tab w:val="left" w:pos="13740"/>
-          <w:tab w:val="left" w:pos="14656"/>
-        </w:tabs>
-        <w:wordWrap w:val="0"/>
-        <w:spacing w:after="0" w:line="240" w:lineRule="auto"/>
+        <w:t xml:space="preserve"> 195,420</w:t>
+      </w:r>
+    </w:p>
+    <w:p>
+      <w:pPr>
         <w:rPr>
           <w:rFonts w:ascii="Consolas" w:eastAsia="Times New Roman" w:hAnsi="Consolas" w:cs="Courier New"/>
           <w:kern w:val="0"/>
           <w:sz w:val="20"/>
           <w:szCs w:val="20"/>
+          <w:lang w:val="en-AS"/>
           <w14:ligatures w14:val="none"/>
         </w:rPr>
       </w:pPr>
@@ -631,51 +526,104 @@
           <w:kern w:val="0"/>
           <w:sz w:val="20"/>
           <w:szCs w:val="20"/>
+          <w:lang w:val="en-AS"/>
           <w14:ligatures w14:val="none"/>
         </w:rPr>
-        <w:t xml:space="preserve">  Attacks detected (recall): 100.00%</w:t>
-      </w:r>
-    </w:p>
-    <w:p>
-      <w:pPr>
-        <w:shd w:val="clear" w:color="auto" w:fill="FFFFFF"/>
-        <w:tabs>
-          <w:tab w:val="left" w:pos="916"/>
-          <w:tab w:val="left" w:pos="1832"/>
-          <w:tab w:val="left" w:pos="2748"/>
-          <w:tab w:val="left" w:pos="3664"/>
-          <w:tab w:val="left" w:pos="4580"/>
-          <w:tab w:val="left" w:pos="5496"/>
-          <w:tab w:val="left" w:pos="6412"/>
-          <w:tab w:val="left" w:pos="7328"/>
-          <w:tab w:val="left" w:pos="8244"/>
-          <w:tab w:val="left" w:pos="9160"/>
-          <w:tab w:val="left" w:pos="10076"/>
-          <w:tab w:val="left" w:pos="10992"/>
-          <w:tab w:val="left" w:pos="11908"/>
-          <w:tab w:val="left" w:pos="12824"/>
-          <w:tab w:val="left" w:pos="13740"/>
-          <w:tab w:val="left" w:pos="14656"/>
-        </w:tabs>
-        <w:wordWrap w:val="0"/>
-        <w:spacing w:after="0" w:line="240" w:lineRule="auto"/>
+        <w:t xml:space="preserve">  Attack samples         </w:t>
+      </w:r>
+      <w:proofErr w:type="gramStart"/>
+      <w:r>
         <w:rPr>
           <w:rFonts w:ascii="Consolas" w:eastAsia="Times New Roman" w:hAnsi="Consolas" w:cs="Courier New"/>
           <w:kern w:val="0"/>
           <w:sz w:val="20"/>
           <w:szCs w:val="20"/>
+          <w:lang w:val="en-AS"/>
           <w14:ligatures w14:val="none"/>
         </w:rPr>
-      </w:pPr>
+        <w:t xml:space="preserve">  :</w:t>
+      </w:r>
+      <w:proofErr w:type="gramEnd"/>
       <w:r>
         <w:rPr>
           <w:rFonts w:ascii="Consolas" w:eastAsia="Times New Roman" w:hAnsi="Consolas" w:cs="Courier New"/>
           <w:kern w:val="0"/>
           <w:sz w:val="20"/>
           <w:szCs w:val="20"/>
+          <w:lang w:val="en-AS"/>
           <w14:ligatures w14:val="none"/>
         </w:rPr>
-        <w:t>=============================================</w:t>
+        <w:t xml:space="preserve"> 18,303</w:t>
+      </w:r>
+    </w:p>
+    <w:p>
+      <w:pPr>
+        <w:rPr>
+          <w:rFonts w:ascii="Consolas" w:eastAsia="Times New Roman" w:hAnsi="Consolas" w:cs="Courier New"/>
+          <w:kern w:val="0"/>
+          <w:sz w:val="20"/>
+          <w:szCs w:val="20"/>
+          <w:lang w:val="en-AS"/>
+          <w14:ligatures w14:val="none"/>
+        </w:rPr>
+      </w:pPr>
+      <w:r>
+        <w:rPr>
+          <w:rFonts w:ascii="Consolas" w:eastAsia="Times New Roman" w:hAnsi="Consolas" w:cs="Courier New"/>
+          <w:kern w:val="0"/>
+          <w:sz w:val="20"/>
+          <w:szCs w:val="20"/>
+          <w:lang w:val="en-AS"/>
+          <w14:ligatures w14:val="none"/>
+        </w:rPr>
+        <w:t xml:space="preserve">  Detection threshold    </w:t>
+      </w:r>
+      <w:proofErr w:type="gramStart"/>
+      <w:r>
+        <w:rPr>
+          <w:rFonts w:ascii="Consolas" w:eastAsia="Times New Roman" w:hAnsi="Consolas" w:cs="Courier New"/>
+          <w:kern w:val="0"/>
+          <w:sz w:val="20"/>
+          <w:szCs w:val="20"/>
+          <w:lang w:val="en-AS"/>
+          <w14:ligatures w14:val="none"/>
+        </w:rPr>
+        <w:t xml:space="preserve">  :</w:t>
+      </w:r>
+      <w:proofErr w:type="gramEnd"/>
+      <w:r>
+        <w:rPr>
+          <w:rFonts w:ascii="Consolas" w:eastAsia="Times New Roman" w:hAnsi="Consolas" w:cs="Courier New"/>
+          <w:kern w:val="0"/>
+          <w:sz w:val="20"/>
+          <w:szCs w:val="20"/>
+          <w:lang w:val="en-AS"/>
+          <w14:ligatures w14:val="none"/>
+        </w:rPr>
+        <w:t xml:space="preserve"> 0.009223</w:t>
+      </w:r>
+    </w:p>
+    <w:p>
+      <w:pPr>
+        <w:rPr>
+          <w:rFonts w:ascii="Consolas" w:eastAsia="Times New Roman" w:hAnsi="Consolas" w:cs="Courier New"/>
+          <w:kern w:val="0"/>
+          <w:sz w:val="20"/>
+          <w:szCs w:val="20"/>
+          <w:lang w:val="en-AS"/>
+          <w14:ligatures w14:val="none"/>
+        </w:rPr>
+      </w:pPr>
+      <w:r>
+        <w:rPr>
+          <w:rFonts w:ascii="Consolas" w:eastAsia="Times New Roman" w:hAnsi="Consolas" w:cs="Courier New"/>
+          <w:kern w:val="0"/>
+          <w:sz w:val="20"/>
+          <w:szCs w:val="20"/>
+          <w:lang w:val="en-AS"/>
+          <w14:ligatures w14:val="none"/>
+        </w:rPr>
+        <w:t xml:space="preserve">  Attacks detected (recall): 84.32%</w:t>
       </w:r>
     </w:p>
     <w:p>
@@ -688,6 +636,17 @@
           <w14:ligatures w14:val="none"/>
         </w:rPr>
       </w:pPr>
+      <w:r>
+        <w:rPr>
+          <w:rFonts w:ascii="Consolas" w:eastAsia="Times New Roman" w:hAnsi="Consolas" w:cs="Courier New"/>
+          <w:kern w:val="0"/>
+          <w:sz w:val="20"/>
+          <w:szCs w:val="20"/>
+          <w:lang w:val="en-AS"/>
+          <w14:ligatures w14:val="none"/>
+        </w:rPr>
+        <w:t>=============================================</w:t>
+      </w:r>
     </w:p>
     <w:p>
       <w:pPr>
@@ -701,57 +660,59 @@
       </w:pPr>
     </w:p>
     <w:p>
-      <w:r>
-        <w:t>Figure: Summary output from the completed notebook, showing perfect recall on all attack instances.</w:t>
-      </w:r>
-    </w:p>
-    <w:p/>
-    <w:p/>
-    <w:p/>
-    <w:p/>
-    <w:p/>
-    <w:p/>
-    <w:p>
-      <w:r>
-        <w:t xml:space="preserve"> 3.4 Reproducibility</w:t>
-      </w:r>
-    </w:p>
-    <w:p>
-      <w:r>
-        <w:lastRenderedPageBreak/>
+      <w:pPr>
+        <w:pStyle w:val="Caption"/>
+      </w:pPr>
+      <w:r>
+        <w:t>Figure: Summary output from the completed notebook, showing the corrected (leak-free) model’s detection performance.</w:t>
+      </w:r>
+    </w:p>
+    <w:p/>
+    <w:p/>
+    <w:p/>
+    <w:p/>
+    <w:p/>
+    <w:p/>
+    <w:p>
+      <w:pPr>
+        <w:pStyle w:val="Heading2"/>
+      </w:pPr>
+      <w:r>
+        <w:t>3.4 Reproducibility</w:t>
+      </w:r>
+    </w:p>
+    <w:p>
+      <w:r>
         <w:t xml:space="preserve">All code, preprocessing, the trained autoencoder weights, and the scaler are publicly available in my GitHub repository:  </w:t>
       </w:r>
     </w:p>
     <w:p>
-      <w:hyperlink r:id="rId4" w:history="1">
+      <w:hyperlink r:id="rId7" w:history="1">
         <w:r>
           <w:rPr>
             <w:rStyle w:val="Hyperlink"/>
           </w:rPr>
-          <w:t>[Insert your GitHub repo URL here]</w:t>
+          <w:t>https://github.com/samuelgtetteh/ai-cybersecurity-portfolio</w:t>
         </w:r>
       </w:hyperlink>
-      <w:r>
-        <w:t xml:space="preserve"> : </w:t>
-      </w:r>
-      <w:r>
-        <w:t>https://github.com/samuelgtetteh/Samuel_Tetteh_Dev-V2_Restart</w:t>
-      </w:r>
-    </w:p>
-    <w:p/>
-    <w:p/>
-    <w:p>
-      <w:r>
-        <w:t xml:space="preserve"> 4. Visual Evidence</w:t>
+    </w:p>
+    <w:p/>
+    <w:p/>
+    <w:p>
+      <w:pPr>
+        <w:pStyle w:val="Heading1"/>
+      </w:pPr>
+      <w:r>
+        <w:t>4. Visual Evidence</w:t>
       </w:r>
     </w:p>
     <w:p>
       <w:r>
         <w:drawing>
-          <wp:inline distT="0" distB="0" distL="0" distR="0" wp14:anchorId="4810D626" wp14:editId="0E07901A">
-            <wp:extent cx="5943600" cy="2362200"/>
+          <wp:inline distT="0" distB="0" distL="0" distR="0" wp14:anchorId="5208756B" wp14:editId="27F84B85">
+            <wp:extent cx="5943600" cy="1932305"/>
             <wp:effectExtent l="0" t="0" r="0" b="0"/>
-            <wp:docPr id="1530100050" name="Picture 1"/>
+            <wp:docPr id="1558094230" name="Picture 1"/>
             <wp:cNvGraphicFramePr>
               <a:graphicFrameLocks xmlns:a="http://schemas.openxmlformats.org/drawingml/2006/main" noChangeAspect="1"/>
             </wp:cNvGraphicFramePr>
@@ -759,127 +720,7 @@
               <a:graphicData uri="http://schemas.openxmlformats.org/drawingml/2006/picture">
                 <pic:pic xmlns:pic="http://schemas.openxmlformats.org/drawingml/2006/picture">
                   <pic:nvPicPr>
-                    <pic:cNvPr id="1530100050" name=""/>
-                    <pic:cNvPicPr/>
-                  </pic:nvPicPr>
-                  <pic:blipFill>
-                    <a:blip r:embed="rId5"/>
-                    <a:stretch>
-                      <a:fillRect/>
-                    </a:stretch>
-                  </pic:blipFill>
-                  <pic:spPr>
-                    <a:xfrm>
-                      <a:off x="0" y="0"/>
-                      <a:ext cx="5943600" cy="2362200"/>
-                    </a:xfrm>
-                    <a:prstGeom prst="rect">
-                      <a:avLst/>
-                    </a:prstGeom>
-                  </pic:spPr>
-                </pic:pic>
-              </a:graphicData>
-            </a:graphic>
-          </wp:inline>
-        </w:drawing>
-      </w:r>
-    </w:p>
-    <w:p>
-      <w:r>
-        <w:drawing>
-          <wp:inline distT="0" distB="0" distL="0" distR="0" wp14:anchorId="2E9E60DE" wp14:editId="01578EFE">
-            <wp:extent cx="5943600" cy="3136265"/>
-            <wp:effectExtent l="0" t="0" r="0" b="6985"/>
-            <wp:docPr id="1678928466" name="Picture 1"/>
-            <wp:cNvGraphicFramePr>
-              <a:graphicFrameLocks xmlns:a="http://schemas.openxmlformats.org/drawingml/2006/main" noChangeAspect="1"/>
-            </wp:cNvGraphicFramePr>
-            <a:graphic xmlns:a="http://schemas.openxmlformats.org/drawingml/2006/main">
-              <a:graphicData uri="http://schemas.openxmlformats.org/drawingml/2006/picture">
-                <pic:pic xmlns:pic="http://schemas.openxmlformats.org/drawingml/2006/picture">
-                  <pic:nvPicPr>
-                    <pic:cNvPr id="1678928466" name=""/>
-                    <pic:cNvPicPr/>
-                  </pic:nvPicPr>
-                  <pic:blipFill>
-                    <a:blip r:embed="rId6"/>
-                    <a:stretch>
-                      <a:fillRect/>
-                    </a:stretch>
-                  </pic:blipFill>
-                  <pic:spPr>
-                    <a:xfrm>
-                      <a:off x="0" y="0"/>
-                      <a:ext cx="5943600" cy="3136265"/>
-                    </a:xfrm>
-                    <a:prstGeom prst="rect">
-                      <a:avLst/>
-                    </a:prstGeom>
-                  </pic:spPr>
-                </pic:pic>
-              </a:graphicData>
-            </a:graphic>
-          </wp:inline>
-        </w:drawing>
-      </w:r>
-    </w:p>
-    <w:p>
-      <w:r>
-        <w:lastRenderedPageBreak/>
-        <w:drawing>
-          <wp:inline distT="0" distB="0" distL="0" distR="0" wp14:anchorId="5BC9CEC4" wp14:editId="3E337E20">
-            <wp:extent cx="5943600" cy="1745615"/>
-            <wp:effectExtent l="0" t="0" r="0" b="6985"/>
-            <wp:docPr id="1873233815" name="Picture 1"/>
-            <wp:cNvGraphicFramePr>
-              <a:graphicFrameLocks xmlns:a="http://schemas.openxmlformats.org/drawingml/2006/main" noChangeAspect="1"/>
-            </wp:cNvGraphicFramePr>
-            <a:graphic xmlns:a="http://schemas.openxmlformats.org/drawingml/2006/main">
-              <a:graphicData uri="http://schemas.openxmlformats.org/drawingml/2006/picture">
-                <pic:pic xmlns:pic="http://schemas.openxmlformats.org/drawingml/2006/picture">
-                  <pic:nvPicPr>
-                    <pic:cNvPr id="1873233815" name=""/>
-                    <pic:cNvPicPr/>
-                  </pic:nvPicPr>
-                  <pic:blipFill>
-                    <a:blip r:embed="rId7"/>
-                    <a:stretch>
-                      <a:fillRect/>
-                    </a:stretch>
-                  </pic:blipFill>
-                  <pic:spPr>
-                    <a:xfrm>
-                      <a:off x="0" y="0"/>
-                      <a:ext cx="5943600" cy="1745615"/>
-                    </a:xfrm>
-                    <a:prstGeom prst="rect">
-                      <a:avLst/>
-                    </a:prstGeom>
-                  </pic:spPr>
-                </pic:pic>
-              </a:graphicData>
-            </a:graphic>
-          </wp:inline>
-        </w:drawing>
-      </w:r>
-    </w:p>
-    <w:p/>
-    <w:p/>
-    <w:p>
-      <w:r>
-        <w:drawing>
-          <wp:inline distT="0" distB="0" distL="0" distR="0" wp14:anchorId="36180B44" wp14:editId="47125A72">
-            <wp:extent cx="5943600" cy="1098550"/>
-            <wp:effectExtent l="0" t="0" r="0" b="6350"/>
-            <wp:docPr id="1823840961" name="Picture 1"/>
-            <wp:cNvGraphicFramePr>
-              <a:graphicFrameLocks xmlns:a="http://schemas.openxmlformats.org/drawingml/2006/main" noChangeAspect="1"/>
-            </wp:cNvGraphicFramePr>
-            <a:graphic xmlns:a="http://schemas.openxmlformats.org/drawingml/2006/main">
-              <a:graphicData uri="http://schemas.openxmlformats.org/drawingml/2006/picture">
-                <pic:pic xmlns:pic="http://schemas.openxmlformats.org/drawingml/2006/picture">
-                  <pic:nvPicPr>
-                    <pic:cNvPr id="1823840961" name=""/>
+                    <pic:cNvPr id="1558094230" name=""/>
                     <pic:cNvPicPr/>
                   </pic:nvPicPr>
                   <pic:blipFill>
@@ -891,7 +732,7 @@
                   <pic:spPr>
                     <a:xfrm>
                       <a:off x="0" y="0"/>
-                      <a:ext cx="5943600" cy="1098550"/>
+                      <a:ext cx="5943600" cy="1932305"/>
                     </a:xfrm>
                     <a:prstGeom prst="rect">
                       <a:avLst/>
@@ -904,14 +745,13 @@
         </w:drawing>
       </w:r>
     </w:p>
-    <w:p/>
     <w:p>
       <w:r>
         <w:drawing>
-          <wp:inline distT="0" distB="0" distL="0" distR="0" wp14:anchorId="7234679C" wp14:editId="28905C69">
-            <wp:extent cx="5943600" cy="2382520"/>
+          <wp:inline distT="0" distB="0" distL="0" distR="0" wp14:anchorId="1CD39E19" wp14:editId="001A555B">
+            <wp:extent cx="5943600" cy="2477135"/>
             <wp:effectExtent l="0" t="0" r="0" b="0"/>
-            <wp:docPr id="1296862423" name="Picture 1"/>
+            <wp:docPr id="639374600" name="Picture 1"/>
             <wp:cNvGraphicFramePr>
               <a:graphicFrameLocks xmlns:a="http://schemas.openxmlformats.org/drawingml/2006/main" noChangeAspect="1"/>
             </wp:cNvGraphicFramePr>
@@ -919,7 +759,7 @@
               <a:graphicData uri="http://schemas.openxmlformats.org/drawingml/2006/picture">
                 <pic:pic xmlns:pic="http://schemas.openxmlformats.org/drawingml/2006/picture">
                   <pic:nvPicPr>
-                    <pic:cNvPr id="1296862423" name=""/>
+                    <pic:cNvPr id="639374600" name=""/>
                     <pic:cNvPicPr/>
                   </pic:nvPicPr>
                   <pic:blipFill>
@@ -931,7 +771,7 @@
                   <pic:spPr>
                     <a:xfrm>
                       <a:off x="0" y="0"/>
-                      <a:ext cx="5943600" cy="2382520"/>
+                      <a:ext cx="5943600" cy="2477135"/>
                     </a:xfrm>
                     <a:prstGeom prst="rect">
                       <a:avLst/>
@@ -944,14 +784,15 @@
         </w:drawing>
       </w:r>
     </w:p>
+    <w:p/>
     <w:p>
       <w:r>
         <w:lastRenderedPageBreak/>
         <w:drawing>
-          <wp:inline distT="0" distB="0" distL="0" distR="0" wp14:anchorId="6FC1A187" wp14:editId="48A1E191">
-            <wp:extent cx="5943600" cy="4315460"/>
-            <wp:effectExtent l="0" t="0" r="0" b="8890"/>
-            <wp:docPr id="968848703" name="Picture 1"/>
+          <wp:inline distT="0" distB="0" distL="0" distR="0" wp14:anchorId="77C6EFD2" wp14:editId="3E96415B">
+            <wp:extent cx="5943600" cy="4747260"/>
+            <wp:effectExtent l="0" t="0" r="0" b="0"/>
+            <wp:docPr id="1844119976" name="Picture 1"/>
             <wp:cNvGraphicFramePr>
               <a:graphicFrameLocks xmlns:a="http://schemas.openxmlformats.org/drawingml/2006/main" noChangeAspect="1"/>
             </wp:cNvGraphicFramePr>
@@ -959,7 +800,7 @@
               <a:graphicData uri="http://schemas.openxmlformats.org/drawingml/2006/picture">
                 <pic:pic xmlns:pic="http://schemas.openxmlformats.org/drawingml/2006/picture">
                   <pic:nvPicPr>
-                    <pic:cNvPr id="968848703" name=""/>
+                    <pic:cNvPr id="1844119976" name=""/>
                     <pic:cNvPicPr/>
                   </pic:nvPicPr>
                   <pic:blipFill>
@@ -971,7 +812,7 @@
                   <pic:spPr>
                     <a:xfrm>
                       <a:off x="0" y="0"/>
-                      <a:ext cx="5943600" cy="4315460"/>
+                      <a:ext cx="5943600" cy="4747260"/>
                     </a:xfrm>
                     <a:prstGeom prst="rect">
                       <a:avLst/>
@@ -985,13 +826,15 @@
       </w:r>
     </w:p>
     <w:p/>
-    <w:p>
-      <w:r>
+    <w:p/>
+    <w:p>
+      <w:r>
+        <w:lastRenderedPageBreak/>
         <w:drawing>
-          <wp:inline distT="0" distB="0" distL="0" distR="0" wp14:anchorId="383B25D3" wp14:editId="7F7E5BCA">
-            <wp:extent cx="5943600" cy="3260090"/>
+          <wp:inline distT="0" distB="0" distL="0" distR="0" wp14:anchorId="7A6C7DA3" wp14:editId="2F1CD06D">
+            <wp:extent cx="5715798" cy="2819794"/>
             <wp:effectExtent l="0" t="0" r="0" b="0"/>
-            <wp:docPr id="254125480" name="Picture 1"/>
+            <wp:docPr id="1447463776" name="Picture 1"/>
             <wp:cNvGraphicFramePr>
               <a:graphicFrameLocks xmlns:a="http://schemas.openxmlformats.org/drawingml/2006/main" noChangeAspect="1"/>
             </wp:cNvGraphicFramePr>
@@ -999,7 +842,7 @@
               <a:graphicData uri="http://schemas.openxmlformats.org/drawingml/2006/picture">
                 <pic:pic xmlns:pic="http://schemas.openxmlformats.org/drawingml/2006/picture">
                   <pic:nvPicPr>
-                    <pic:cNvPr id="254125480" name=""/>
+                    <pic:cNvPr id="1447463776" name=""/>
                     <pic:cNvPicPr/>
                   </pic:nvPicPr>
                   <pic:blipFill>
@@ -1011,7 +854,7 @@
                   <pic:spPr>
                     <a:xfrm>
                       <a:off x="0" y="0"/>
-                      <a:ext cx="5943600" cy="3260090"/>
+                      <a:ext cx="5715798" cy="2819794"/>
                     </a:xfrm>
                     <a:prstGeom prst="rect">
                       <a:avLst/>
@@ -1024,19 +867,14 @@
         </w:drawing>
       </w:r>
     </w:p>
-    <w:p>
-      <w:r>
-        <w:lastRenderedPageBreak/>
-        <w:t xml:space="preserve"> 4.1 Notebook Summary Output</w:t>
-      </w:r>
-    </w:p>
+    <w:p/>
     <w:p>
       <w:r>
         <w:drawing>
-          <wp:inline distT="0" distB="0" distL="0" distR="0" wp14:anchorId="5E89D107" wp14:editId="3EA818A1">
-            <wp:extent cx="5943600" cy="3260090"/>
+          <wp:inline distT="0" distB="0" distL="0" distR="0" wp14:anchorId="6642A95D" wp14:editId="30BB97DC">
+            <wp:extent cx="5943600" cy="2634615"/>
             <wp:effectExtent l="0" t="0" r="0" b="0"/>
-            <wp:docPr id="1044187252" name="Picture 1"/>
+            <wp:docPr id="1478873431" name="Picture 1"/>
             <wp:cNvGraphicFramePr>
               <a:graphicFrameLocks xmlns:a="http://schemas.openxmlformats.org/drawingml/2006/main" noChangeAspect="1"/>
             </wp:cNvGraphicFramePr>
@@ -1044,57 +882,7 @@
               <a:graphicData uri="http://schemas.openxmlformats.org/drawingml/2006/picture">
                 <pic:pic xmlns:pic="http://schemas.openxmlformats.org/drawingml/2006/picture">
                   <pic:nvPicPr>
-                    <pic:cNvPr id="1044187252" name=""/>
-                    <pic:cNvPicPr/>
-                  </pic:nvPicPr>
-                  <pic:blipFill>
-                    <a:blip r:embed="rId11"/>
-                    <a:stretch>
-                      <a:fillRect/>
-                    </a:stretch>
-                  </pic:blipFill>
-                  <pic:spPr>
-                    <a:xfrm>
-                      <a:off x="0" y="0"/>
-                      <a:ext cx="5943600" cy="3260090"/>
-                    </a:xfrm>
-                    <a:prstGeom prst="rect">
-                      <a:avLst/>
-                    </a:prstGeom>
-                  </pic:spPr>
-                </pic:pic>
-              </a:graphicData>
-            </a:graphic>
-          </wp:inline>
-        </w:drawing>
-      </w:r>
-    </w:p>
-    <w:p/>
-    <w:p>
-      <w:r>
-        <w:t xml:space="preserve">![Summary metrics](Exhibit13a_summary.png)  </w:t>
-      </w:r>
-    </w:p>
-    <w:p>
-      <w:r>
-        <w:t>Caption: Output of the final summary cell, confirming 100% recall on attack detection.</w:t>
-      </w:r>
-    </w:p>
-    <w:p>
-      <w:r>
-        <w:drawing>
-          <wp:inline distT="0" distB="0" distL="0" distR="0" wp14:anchorId="6C2F3330" wp14:editId="404B8D64">
-            <wp:extent cx="5943600" cy="1924685"/>
-            <wp:effectExtent l="0" t="0" r="0" b="0"/>
-            <wp:docPr id="406342182" name="Picture 1"/>
-            <wp:cNvGraphicFramePr>
-              <a:graphicFrameLocks xmlns:a="http://schemas.openxmlformats.org/drawingml/2006/main" noChangeAspect="1"/>
-            </wp:cNvGraphicFramePr>
-            <a:graphic xmlns:a="http://schemas.openxmlformats.org/drawingml/2006/main">
-              <a:graphicData uri="http://schemas.openxmlformats.org/drawingml/2006/picture">
-                <pic:pic xmlns:pic="http://schemas.openxmlformats.org/drawingml/2006/picture">
-                  <pic:nvPicPr>
-                    <pic:cNvPr id="406342182" name=""/>
+                    <pic:cNvPr id="1478873431" name=""/>
                     <pic:cNvPicPr/>
                   </pic:nvPicPr>
                   <pic:blipFill>
@@ -1106,7 +894,7 @@
                   <pic:spPr>
                     <a:xfrm>
                       <a:off x="0" y="0"/>
-                      <a:ext cx="5943600" cy="1924685"/>
+                      <a:ext cx="5943600" cy="2634615"/>
                     </a:xfrm>
                     <a:prstGeom prst="rect">
                       <a:avLst/>
@@ -1119,17 +907,299 @@
         </w:drawing>
       </w:r>
     </w:p>
-    <w:p>
-      <w:r>
-        <w:t xml:space="preserve"> 4.2 Classification Report</w:t>
-      </w:r>
-    </w:p>
-    <w:p>
-      <w:r>
-        <w:t xml:space="preserve">![Classification report](Exhibit13b_classification.png)  </w:t>
-      </w:r>
-    </w:p>
-    <w:p>
+    <w:p/>
+    <w:p>
+      <w:r>
+        <w:lastRenderedPageBreak/>
+        <w:drawing>
+          <wp:inline distT="0" distB="0" distL="0" distR="0" wp14:anchorId="1DF077E5" wp14:editId="0E79B259">
+            <wp:extent cx="5943600" cy="5628640"/>
+            <wp:effectExtent l="0" t="0" r="0" b="0"/>
+            <wp:docPr id="1069441413" name="Picture 1"/>
+            <wp:cNvGraphicFramePr>
+              <a:graphicFrameLocks xmlns:a="http://schemas.openxmlformats.org/drawingml/2006/main" noChangeAspect="1"/>
+            </wp:cNvGraphicFramePr>
+            <a:graphic xmlns:a="http://schemas.openxmlformats.org/drawingml/2006/main">
+              <a:graphicData uri="http://schemas.openxmlformats.org/drawingml/2006/picture">
+                <pic:pic xmlns:pic="http://schemas.openxmlformats.org/drawingml/2006/picture">
+                  <pic:nvPicPr>
+                    <pic:cNvPr id="1069441413" name=""/>
+                    <pic:cNvPicPr/>
+                  </pic:nvPicPr>
+                  <pic:blipFill>
+                    <a:blip r:embed="rId13"/>
+                    <a:stretch>
+                      <a:fillRect/>
+                    </a:stretch>
+                  </pic:blipFill>
+                  <pic:spPr>
+                    <a:xfrm>
+                      <a:off x="0" y="0"/>
+                      <a:ext cx="5943600" cy="5628640"/>
+                    </a:xfrm>
+                    <a:prstGeom prst="rect">
+                      <a:avLst/>
+                    </a:prstGeom>
+                  </pic:spPr>
+                </pic:pic>
+              </a:graphicData>
+            </a:graphic>
+          </wp:inline>
+        </w:drawing>
+      </w:r>
+    </w:p>
+    <w:p>
+      <w:r>
+        <w:lastRenderedPageBreak/>
+        <w:drawing>
+          <wp:inline distT="0" distB="0" distL="0" distR="0" wp14:anchorId="4D5E996D" wp14:editId="3C21FF30">
+            <wp:extent cx="5943600" cy="4029075"/>
+            <wp:effectExtent l="0" t="0" r="0" b="9525"/>
+            <wp:docPr id="1119730796" name="Picture 1"/>
+            <wp:cNvGraphicFramePr>
+              <a:graphicFrameLocks xmlns:a="http://schemas.openxmlformats.org/drawingml/2006/main" noChangeAspect="1"/>
+            </wp:cNvGraphicFramePr>
+            <a:graphic xmlns:a="http://schemas.openxmlformats.org/drawingml/2006/main">
+              <a:graphicData uri="http://schemas.openxmlformats.org/drawingml/2006/picture">
+                <pic:pic xmlns:pic="http://schemas.openxmlformats.org/drawingml/2006/picture">
+                  <pic:nvPicPr>
+                    <pic:cNvPr id="1119730796" name=""/>
+                    <pic:cNvPicPr/>
+                  </pic:nvPicPr>
+                  <pic:blipFill>
+                    <a:blip r:embed="rId14"/>
+                    <a:stretch>
+                      <a:fillRect/>
+                    </a:stretch>
+                  </pic:blipFill>
+                  <pic:spPr>
+                    <a:xfrm>
+                      <a:off x="0" y="0"/>
+                      <a:ext cx="5943600" cy="4029075"/>
+                    </a:xfrm>
+                    <a:prstGeom prst="rect">
+                      <a:avLst/>
+                    </a:prstGeom>
+                  </pic:spPr>
+                </pic:pic>
+              </a:graphicData>
+            </a:graphic>
+          </wp:inline>
+        </w:drawing>
+      </w:r>
+    </w:p>
+    <w:p>
+      <w:pPr>
+        <w:pStyle w:val="Heading2"/>
+      </w:pPr>
+      <w:r>
+        <w:t>4.1 Notebook Summary Output</w:t>
+      </w:r>
+    </w:p>
+    <w:p>
+      <w:pPr>
+        <w:rPr>
+          <w:lang w:val="en-AS"/>
+        </w:rPr>
+      </w:pPr>
+      <w:r>
+        <w:rPr>
+          <w:lang w:val="en-AS"/>
+        </w:rPr>
+        <w:t>=============================================</w:t>
+      </w:r>
+    </w:p>
+    <w:p>
+      <w:pPr>
+        <w:rPr>
+          <w:lang w:val="en-AS"/>
+        </w:rPr>
+      </w:pPr>
+      <w:r>
+        <w:rPr>
+          <w:lang w:val="en-AS"/>
+        </w:rPr>
+        <w:t xml:space="preserve">  NOTEBOOK 04 — SUMMARY</w:t>
+      </w:r>
+    </w:p>
+    <w:p>
+      <w:pPr>
+        <w:rPr>
+          <w:lang w:val="en-AS"/>
+        </w:rPr>
+      </w:pPr>
+      <w:r>
+        <w:rPr>
+          <w:lang w:val="en-AS"/>
+        </w:rPr>
+        <w:t>=============================================</w:t>
+      </w:r>
+    </w:p>
+    <w:p>
+      <w:pPr>
+        <w:rPr>
+          <w:lang w:val="en-AS"/>
+        </w:rPr>
+      </w:pPr>
+      <w:r>
+        <w:rPr>
+          <w:lang w:val="en-AS"/>
+        </w:rPr>
+        <w:t xml:space="preserve">  Sensor features        </w:t>
+      </w:r>
+      <w:proofErr w:type="gramStart"/>
+      <w:r>
+        <w:rPr>
+          <w:lang w:val="en-AS"/>
+        </w:rPr>
+        <w:t xml:space="preserve">  :</w:t>
+      </w:r>
+      <w:proofErr w:type="gramEnd"/>
+      <w:r>
+        <w:rPr>
+          <w:lang w:val="en-AS"/>
+        </w:rPr>
+        <w:t xml:space="preserve"> 59</w:t>
+      </w:r>
+    </w:p>
+    <w:p>
+      <w:pPr>
+        <w:rPr>
+          <w:lang w:val="en-AS"/>
+        </w:rPr>
+      </w:pPr>
+      <w:r>
+        <w:rPr>
+          <w:lang w:val="en-AS"/>
+        </w:rPr>
+        <w:t xml:space="preserve">  Training samples (normal): 781,677</w:t>
+      </w:r>
+    </w:p>
+    <w:p>
+      <w:pPr>
+        <w:rPr>
+          <w:lang w:val="en-AS"/>
+        </w:rPr>
+      </w:pPr>
+      <w:r>
+        <w:rPr>
+          <w:lang w:val="en-AS"/>
+        </w:rPr>
+        <w:t xml:space="preserve">  Validation normal      </w:t>
+      </w:r>
+      <w:proofErr w:type="gramStart"/>
+      <w:r>
+        <w:rPr>
+          <w:lang w:val="en-AS"/>
+        </w:rPr>
+        <w:t xml:space="preserve">  :</w:t>
+      </w:r>
+      <w:proofErr w:type="gramEnd"/>
+      <w:r>
+        <w:rPr>
+          <w:lang w:val="en-AS"/>
+        </w:rPr>
+        <w:t xml:space="preserve"> 195,420</w:t>
+      </w:r>
+    </w:p>
+    <w:p>
+      <w:pPr>
+        <w:rPr>
+          <w:lang w:val="en-AS"/>
+        </w:rPr>
+      </w:pPr>
+      <w:r>
+        <w:rPr>
+          <w:lang w:val="en-AS"/>
+        </w:rPr>
+        <w:t xml:space="preserve">  Attack samples         </w:t>
+      </w:r>
+      <w:proofErr w:type="gramStart"/>
+      <w:r>
+        <w:rPr>
+          <w:lang w:val="en-AS"/>
+        </w:rPr>
+        <w:t xml:space="preserve">  :</w:t>
+      </w:r>
+      <w:proofErr w:type="gramEnd"/>
+      <w:r>
+        <w:rPr>
+          <w:lang w:val="en-AS"/>
+        </w:rPr>
+        <w:t xml:space="preserve"> 18,303</w:t>
+      </w:r>
+    </w:p>
+    <w:p>
+      <w:pPr>
+        <w:rPr>
+          <w:lang w:val="en-AS"/>
+        </w:rPr>
+      </w:pPr>
+      <w:r>
+        <w:rPr>
+          <w:lang w:val="en-AS"/>
+        </w:rPr>
+        <w:t xml:space="preserve">  Detection threshold    </w:t>
+      </w:r>
+      <w:proofErr w:type="gramStart"/>
+      <w:r>
+        <w:rPr>
+          <w:lang w:val="en-AS"/>
+        </w:rPr>
+        <w:t xml:space="preserve">  :</w:t>
+      </w:r>
+      <w:proofErr w:type="gramEnd"/>
+      <w:r>
+        <w:rPr>
+          <w:lang w:val="en-AS"/>
+        </w:rPr>
+        <w:t xml:space="preserve"> 0.009223</w:t>
+      </w:r>
+    </w:p>
+    <w:p>
+      <w:pPr>
+        <w:rPr>
+          <w:lang w:val="en-AS"/>
+        </w:rPr>
+      </w:pPr>
+      <w:r>
+        <w:rPr>
+          <w:lang w:val="en-AS"/>
+        </w:rPr>
+        <w:t xml:space="preserve">  Attacks detected (recall): 84.32%</w:t>
+      </w:r>
+    </w:p>
+    <w:p>
+      <w:r>
+        <w:rPr>
+          <w:lang w:val="en-AS"/>
+        </w:rPr>
+        <w:t>=============================================</w:t>
+      </w:r>
+    </w:p>
+    <w:p/>
+    <w:p>
+      <w:pPr>
+        <w:pStyle w:val="Caption"/>
+      </w:pPr>
+      <w:r>
+        <w:t>Caption: Output of the final summary cell, confirming 84.3% recall on attack detection.</w:t>
+      </w:r>
+    </w:p>
+    <w:p/>
+    <w:p>
+      <w:pPr>
+        <w:pStyle w:val="Heading2"/>
+      </w:pPr>
+      <w:r>
+        <w:lastRenderedPageBreak/>
+        <w:t>4.2 Classification Report</w:t>
+      </w:r>
+    </w:p>
+    <w:p>
+      <w:pPr>
+        <w:pStyle w:val="Caption"/>
+      </w:pPr>
       <w:r>
         <w:t>Caption: Detailed precision/recall and confusion matrix for the autoencoder</w:t>
       </w:r>
@@ -1143,17 +1213,56 @@
         <w:t>based anomaly detector.</w:t>
       </w:r>
     </w:p>
-    <w:p/>
-    <w:p>
-      <w:r>
-        <w:t>---</w:t>
-      </w:r>
-    </w:p>
-    <w:p/>
-    <w:p>
+    <w:p>
+      <w:r>
+        <w:drawing>
+          <wp:inline distT="0" distB="0" distL="0" distR="0" wp14:anchorId="63E5A9D0" wp14:editId="7CB0890B">
+            <wp:extent cx="5487166" cy="2857899"/>
+            <wp:effectExtent l="0" t="0" r="0" b="0"/>
+            <wp:docPr id="429246496" name="Picture 1"/>
+            <wp:cNvGraphicFramePr>
+              <a:graphicFrameLocks xmlns:a="http://schemas.openxmlformats.org/drawingml/2006/main" noChangeAspect="1"/>
+            </wp:cNvGraphicFramePr>
+            <a:graphic xmlns:a="http://schemas.openxmlformats.org/drawingml/2006/main">
+              <a:graphicData uri="http://schemas.openxmlformats.org/drawingml/2006/picture">
+                <pic:pic xmlns:pic="http://schemas.openxmlformats.org/drawingml/2006/picture">
+                  <pic:nvPicPr>
+                    <pic:cNvPr id="429246496" name=""/>
+                    <pic:cNvPicPr/>
+                  </pic:nvPicPr>
+                  <pic:blipFill>
+                    <a:blip r:embed="rId15"/>
+                    <a:stretch>
+                      <a:fillRect/>
+                    </a:stretch>
+                  </pic:blipFill>
+                  <pic:spPr>
+                    <a:xfrm>
+                      <a:off x="0" y="0"/>
+                      <a:ext cx="5487166" cy="2857899"/>
+                    </a:xfrm>
+                    <a:prstGeom prst="rect">
+                      <a:avLst/>
+                    </a:prstGeom>
+                  </pic:spPr>
+                </pic:pic>
+              </a:graphicData>
+            </a:graphic>
+          </wp:inline>
+        </w:drawing>
+      </w:r>
+    </w:p>
+    <w:p/>
+    <w:p/>
+    <w:p/>
+    <w:p/>
+    <w:p>
+      <w:pPr>
+        <w:pStyle w:val="Heading1"/>
+      </w:pPr>
       <w:r>
         <w:lastRenderedPageBreak/>
-        <w:t xml:space="preserve"> 5. Significance for the “Well Positioned” Prong</w:t>
+        <w:t>5. Significance for the “Well Positioned” Prong</w:t>
       </w:r>
     </w:p>
     <w:p/>
@@ -1164,8 +1273,11 @@
     </w:p>
     <w:p/>
     <w:p>
-      <w:r>
-        <w:t>- Built a physics</w:t>
+      <w:pPr>
+        <w:pStyle w:val="ListBullet"/>
+      </w:pPr>
+      <w:r>
+        <w:t>Built a physics</w:t>
       </w:r>
       <w:r>
         <w:rPr>
@@ -1178,8 +1290,11 @@
       </w:r>
     </w:p>
     <w:p>
-      <w:r>
-        <w:t>- Achieved 100% detection recall on a realistic hardware</w:t>
+      <w:pPr>
+        <w:pStyle w:val="ListBullet"/>
+      </w:pPr>
+      <w:r>
+        <w:t>Achieved 84.3% detection recall on a realistic hardware</w:t>
       </w:r>
       <w:r>
         <w:rPr>
@@ -1210,13 +1325,19 @@
       </w:r>
     </w:p>
     <w:p>
-      <w:r>
-        <w:t>- Demonstrated transferable ML skills across domains (cloud identity, compliance NLP, and now industrial control systems).</w:t>
-      </w:r>
-    </w:p>
-    <w:p>
-      <w:r>
-        <w:t>- Published all code and artifacts openly, fulfilling my commitment to accessible, community</w:t>
+      <w:pPr>
+        <w:pStyle w:val="ListBullet"/>
+      </w:pPr>
+      <w:r>
+        <w:t>Demonstrated transferable ML skills across domains (cloud identity, compliance NLP, and now industrial control systems).</w:t>
+      </w:r>
+    </w:p>
+    <w:p>
+      <w:pPr>
+        <w:pStyle w:val="ListBullet"/>
+      </w:pPr>
+      <w:r>
+        <w:t>Published all code and artifacts openly, fulfilling my commitment to accessible, community</w:t>
       </w:r>
       <w:r>
         <w:rPr>
@@ -1248,29 +1369,101 @@
         <w:t>‑</w:t>
       </w:r>
       <w:r>
-        <w:t xml:space="preserve">pathway evidence </w:t>
-      </w:r>
-      <w:proofErr w:type="gramStart"/>
-      <w:r>
-        <w:t>suite</w:t>
-      </w:r>
-      <w:proofErr w:type="gramEnd"/>
-      <w:r>
-        <w:t xml:space="preserve"> that directly mirrors the research program outlined in my proposed endeavor. I am clearly well positioned to execute this endeavor without employer sponsorship.</w:t>
-      </w:r>
-    </w:p>
-    <w:p/>
-    <w:p>
-      <w:r>
-        <w:t xml:space="preserve">Date: July 3, 2026  </w:t>
-      </w:r>
-    </w:p>
-    <w:p>
-      <w:r>
-        <w:t>Prepared by: Samuel Gbli Tetteh</w:t>
+        <w:t>pathway evidence suite that directly mirrors the research program outlined in my proposed endeavor. I am clearly well positioned to execute this endeavor without employer sponsorship.</w:t>
+      </w:r>
+    </w:p>
+    <w:p/>
+    <w:p>
+      <w:pPr/>
+    </w:p>
+    <w:p>
+      <w:pPr>
+        <w:pStyle w:val="Heading1"/>
+      </w:pPr>
+      <w:r>
+        <w:t>6. Path to Production: Live API Deployment</w:t>
+      </w:r>
+    </w:p>
+    <w:p>
+      <w:pPr/>
+      <w:r>
+        <w:t>Beyond the research notebook described above, I engineered this autoencoder into a deployable, callable service, demonstrating the transition from research prototype to a production-ready system.</w:t>
+      </w:r>
+    </w:p>
+    <w:p>
+      <w:pPr>
+        <w:pStyle w:val="Heading2"/>
+      </w:pPr>
+      <w:r>
+        <w:t>6.1 From Notebook to Service</w:t>
+      </w:r>
+    </w:p>
+    <w:p>
+      <w:pPr/>
+      <w:r>
+        <w:t>The trained autoencoder and its scaler are served via a FastAPI microservice (POST /ics/score) that accepts a live sensor reading and returns an anomaly flag and reconstruction error in real time, consistent with the corrected, leak-free training pipeline described in Section 1.</w:t>
+      </w:r>
+    </w:p>
+    <w:p>
+      <w:pPr>
+        <w:pStyle w:val="Heading2"/>
+      </w:pPr>
+      <w:r>
+        <w:t>6.2 Containerized Deployment</w:t>
+      </w:r>
+    </w:p>
+    <w:p>
+      <w:pPr/>
+      <w:r>
+        <w:t>The service is packaged into the same Docker image described in Exhibit 11, alongside the RegMap and Identity Anomaly Detection APIs, producing a single reproducible deployment that serves all three research pathways in my proposed endeavor.</w:t>
+      </w:r>
+    </w:p>
+    <w:p>
+      <w:pPr>
+        <w:pStyle w:val="Heading2"/>
+      </w:pPr>
+      <w:r>
+        <w:t>6.3 Reproducibility</w:t>
+      </w:r>
+    </w:p>
+    <w:p>
+      <w:pPr/>
+      <w:r>
+        <w:t>All source code for this API (backend/ics_api.py, backend/Dockerfile) is publicly available in the same GitHub repository referenced in Section 3.4.</w:t>
+      </w:r>
+    </w:p>
+    <w:p>
+      <w:pPr/>
+    </w:p>
+    <w:p>
+      <w:r>
+        <w:rPr>
+          <w:b/>
+        </w:rPr>
+        <w:t>Date:</w:t>
+      </w:r>
+      <w:r>
+        <w:t xml:space="preserve"> July 3, 2026  </w:t>
+      </w:r>
+    </w:p>
+    <w:p>
+      <w:r>
+        <w:rPr>
+          <w:b/>
+        </w:rPr>
+        <w:t>Prepared by:</w:t>
+      </w:r>
+      <w:r>
+        <w:t xml:space="preserve"> Samuel Gbli Tetteh</w:t>
       </w:r>
     </w:p>
     <w:sectPr>
+      <w:headerReference w:type="even" r:id="rId16"/>
+      <w:headerReference w:type="default" r:id="rId17"/>
+      <w:footerReference w:type="even" r:id="rId18"/>
+      <w:footerReference w:type="default" r:id="rId19"/>
+      <w:headerReference w:type="first" r:id="rId20"/>
+      <w:footerReference w:type="first" r:id="rId21"/>
       <w:pgSz w:w="12240" w:h="15840"/>
       <w:pgMar w:top="1440" w:right="1440" w:bottom="1440" w:left="1440" w:header="720" w:footer="720" w:gutter="0"/>
       <w:cols w:space="720"/>
@@ -1278,6 +1471,145 @@
     </w:sectPr>
   </w:body>
 </w:document>
+</file>
+
+<file path=word/endnotes.xml><?xml version="1.0" encoding="utf-8"?>
+<w:endnotes xmlns:wpc="http://schemas.microsoft.com/office/word/2010/wordprocessingCanvas" xmlns:cx="http://schemas.microsoft.com/office/drawing/2014/chartex" xmlns:cx1="http://schemas.microsoft.com/office/drawing/2015/9/8/chartex" xmlns:cx2="http://schemas.microsoft.com/office/drawing/2015/10/21/chartex" xmlns:cx3="http://schemas.microsoft.com/office/drawing/2016/5/9/chartex" xmlns:cx4="http://schemas.microsoft.com/office/drawing/2016/5/10/chartex" xmlns:cx5="http://schemas.microsoft.com/office/drawing/2016/5/11/chartex" xmlns:cx6="http://schemas.microsoft.com/office/drawing/2016/5/12/chartex" xmlns:cx7="http://schemas.microsoft.com/office/drawing/2016/5/13/chartex" xmlns:cx8="http://schemas.microsoft.com/office/drawing/2016/5/14/chartex" xmlns:mc="http://schemas.openxmlformats.org/markup-compatibility/2006" xmlns:aink="http://schemas.microsoft.com/office/drawing/2016/ink" xmlns:am3d="http://schemas.microsoft.com/office/drawing/2017/model3d" xmlns:o="urn:schemas-microsoft-com:office:office" xmlns:oel="http://schemas.microsoft.com/office/2019/extlst" xmlns:r="http://schemas.openxmlformats.org/officeDocument/2006/relationships" xmlns:m="http://schemas.openxmlformats.org/officeDocument/2006/math" xmlns:v="urn:schemas-microsoft-com:vml" xmlns:wp14="http://schemas.microsoft.com/office/word/2010/wordprocessingDrawing" xmlns:wp="http://schemas.openxmlformats.org/drawingml/2006/wordprocessingDrawing" xmlns:w10="urn:schemas-microsoft-com:office:word" xmlns:w="http://schemas.openxmlformats.org/wordprocessingml/2006/main" xmlns:w14="http://schemas.microsoft.com/office/word/2010/wordml" xmlns:w15="http://schemas.microsoft.com/office/word/2012/wordml" xmlns:w16cex="http://schemas.microsoft.com/office/word/2018/wordml/cex" xmlns:w16cid="http://schemas.microsoft.com/office/word/2016/wordml/cid" xmlns:w16="http://schemas.microsoft.com/office/word/2018/wordml" xmlns:w16du="http://schemas.microsoft.com/office/word/2023/wordml/word16du" xmlns:w16sdtdh="http://schemas.microsoft.com/office/word/2020/wordml/sdtdatahash" xmlns:w16sdtfl="http://schemas.microsoft.com/office/word/2024/wordml/sdtformatlock" xmlns:w16se="http://schemas.microsoft.com/office/word/2015/wordml/symex" xmlns:wpg="http://schemas.microsoft.com/office/word/2010/wordprocessingGroup" xmlns:wpi="http://schemas.microsoft.com/office/word/2010/wordprocessingInk" xmlns:wne="http://schemas.microsoft.com/office/word/2006/wordml" xmlns:wps="http://schemas.microsoft.com/office/word/2010/wordprocessingShape" mc:Ignorable="w14 w15 w16se w16cid w16 w16cex w16sdtdh w16sdtfl w16du wp14">
+  <w:endnote w:type="separator" w:id="-1">
+    <w:p>
+      <w:pPr>
+        <w:spacing w:after="0" w:line="240" w:lineRule="auto"/>
+      </w:pPr>
+      <w:r>
+        <w:separator/>
+      </w:r>
+    </w:p>
+  </w:endnote>
+  <w:endnote w:type="continuationSeparator" w:id="0">
+    <w:p>
+      <w:pPr>
+        <w:spacing w:after="0" w:line="240" w:lineRule="auto"/>
+      </w:pPr>
+      <w:r>
+        <w:continuationSeparator/>
+      </w:r>
+    </w:p>
+  </w:endnote>
+</w:endnotes>
+</file>
+
+<file path=word/footer1.xml><?xml version="1.0" encoding="utf-8"?>
+<w:ftr xmlns:wpc="http://schemas.microsoft.com/office/word/2010/wordprocessingCanvas" xmlns:cx="http://schemas.microsoft.com/office/drawing/2014/chartex" xmlns:cx1="http://schemas.microsoft.com/office/drawing/2015/9/8/chartex" xmlns:cx2="http://schemas.microsoft.com/office/drawing/2015/10/21/chartex" xmlns:cx3="http://schemas.microsoft.com/office/drawing/2016/5/9/chartex" xmlns:cx4="http://schemas.microsoft.com/office/drawing/2016/5/10/chartex" xmlns:cx5="http://schemas.microsoft.com/office/drawing/2016/5/11/chartex" xmlns:cx6="http://schemas.microsoft.com/office/drawing/2016/5/12/chartex" xmlns:cx7="http://schemas.microsoft.com/office/drawing/2016/5/13/chartex" xmlns:cx8="http://schemas.microsoft.com/office/drawing/2016/5/14/chartex" xmlns:mc="http://schemas.openxmlformats.org/markup-compatibility/2006" xmlns:aink="http://schemas.microsoft.com/office/drawing/2016/ink" xmlns:am3d="http://schemas.microsoft.com/office/drawing/2017/model3d" xmlns:o="urn:schemas-microsoft-com:office:office" xmlns:oel="http://schemas.microsoft.com/office/2019/extlst" xmlns:r="http://schemas.openxmlformats.org/officeDocument/2006/relationships" xmlns:m="http://schemas.openxmlformats.org/officeDocument/2006/math" xmlns:v="urn:schemas-microsoft-com:vml" xmlns:wp14="http://schemas.microsoft.com/office/word/2010/wordprocessingDrawing" xmlns:wp="http://schemas.openxmlformats.org/drawingml/2006/wordprocessingDrawing" xmlns:w10="urn:schemas-microsoft-com:office:word" xmlns:w="http://schemas.openxmlformats.org/wordprocessingml/2006/main" xmlns:w14="http://schemas.microsoft.com/office/word/2010/wordml" xmlns:w15="http://schemas.microsoft.com/office/word/2012/wordml" xmlns:w16cex="http://schemas.microsoft.com/office/word/2018/wordml/cex" xmlns:w16cid="http://schemas.microsoft.com/office/word/2016/wordml/cid" xmlns:w16="http://schemas.microsoft.com/office/word/2018/wordml" xmlns:w16du="http://schemas.microsoft.com/office/word/2023/wordml/word16du" xmlns:w16sdtdh="http://schemas.microsoft.com/office/word/2020/wordml/sdtdatahash" xmlns:w16sdtfl="http://schemas.microsoft.com/office/word/2024/wordml/sdtformatlock" xmlns:w16se="http://schemas.microsoft.com/office/word/2015/wordml/symex" xmlns:wpg="http://schemas.microsoft.com/office/word/2010/wordprocessingGroup" xmlns:wpi="http://schemas.microsoft.com/office/word/2010/wordprocessingInk" xmlns:wne="http://schemas.microsoft.com/office/word/2006/wordml" xmlns:wps="http://schemas.microsoft.com/office/word/2010/wordprocessingShape" mc:Ignorable="w14 w15 w16se w16cid w16 w16cex w16sdtdh w16sdtfl w16du wp14">
+  <w:p>
+    <w:pPr>
+      <w:pStyle w:val="Footer"/>
+    </w:pPr>
+  </w:p>
+</w:ftr>
+</file>
+
+<file path=word/footer2.xml><?xml version="1.0" encoding="utf-8"?>
+<w:ftr xmlns:wpc="http://schemas.microsoft.com/office/word/2010/wordprocessingCanvas" xmlns:cx="http://schemas.microsoft.com/office/drawing/2014/chartex" xmlns:cx1="http://schemas.microsoft.com/office/drawing/2015/9/8/chartex" xmlns:cx2="http://schemas.microsoft.com/office/drawing/2015/10/21/chartex" xmlns:cx3="http://schemas.microsoft.com/office/drawing/2016/5/9/chartex" xmlns:cx4="http://schemas.microsoft.com/office/drawing/2016/5/10/chartex" xmlns:cx5="http://schemas.microsoft.com/office/drawing/2016/5/11/chartex" xmlns:cx6="http://schemas.microsoft.com/office/drawing/2016/5/12/chartex" xmlns:cx7="http://schemas.microsoft.com/office/drawing/2016/5/13/chartex" xmlns:cx8="http://schemas.microsoft.com/office/drawing/2016/5/14/chartex" xmlns:mc="http://schemas.openxmlformats.org/markup-compatibility/2006" xmlns:aink="http://schemas.microsoft.com/office/drawing/2016/ink" xmlns:am3d="http://schemas.microsoft.com/office/drawing/2017/model3d" xmlns:o="urn:schemas-microsoft-com:office:office" xmlns:oel="http://schemas.microsoft.com/office/2019/extlst" xmlns:r="http://schemas.openxmlformats.org/officeDocument/2006/relationships" xmlns:m="http://schemas.openxmlformats.org/officeDocument/2006/math" xmlns:v="urn:schemas-microsoft-com:vml" xmlns:wp14="http://schemas.microsoft.com/office/word/2010/wordprocessingDrawing" xmlns:wp="http://schemas.openxmlformats.org/drawingml/2006/wordprocessingDrawing" xmlns:w10="urn:schemas-microsoft-com:office:word" xmlns:w="http://schemas.openxmlformats.org/wordprocessingml/2006/main" xmlns:w14="http://schemas.microsoft.com/office/word/2010/wordml" xmlns:w15="http://schemas.microsoft.com/office/word/2012/wordml" xmlns:w16cex="http://schemas.microsoft.com/office/word/2018/wordml/cex" xmlns:w16cid="http://schemas.microsoft.com/office/word/2016/wordml/cid" xmlns:w16="http://schemas.microsoft.com/office/word/2018/wordml" xmlns:w16du="http://schemas.microsoft.com/office/word/2023/wordml/word16du" xmlns:w16sdtdh="http://schemas.microsoft.com/office/word/2020/wordml/sdtdatahash" xmlns:w16sdtfl="http://schemas.microsoft.com/office/word/2024/wordml/sdtformatlock" xmlns:w16se="http://schemas.microsoft.com/office/word/2015/wordml/symex" xmlns:wpg="http://schemas.microsoft.com/office/word/2010/wordprocessingGroup" xmlns:wpi="http://schemas.microsoft.com/office/word/2010/wordprocessingInk" xmlns:wne="http://schemas.microsoft.com/office/word/2006/wordml" xmlns:wps="http://schemas.microsoft.com/office/word/2010/wordprocessingShape" mc:Ignorable="w14 w15 w16se w16cid w16 w16cex w16sdtdh w16sdtfl w16du wp14">
+  <w:p>
+    <w:pPr>
+      <w:pStyle w:val="Footer"/>
+    </w:pPr>
+  </w:p>
+</w:ftr>
+</file>
+
+<file path=word/footer3.xml><?xml version="1.0" encoding="utf-8"?>
+<w:ftr xmlns:wpc="http://schemas.microsoft.com/office/word/2010/wordprocessingCanvas" xmlns:cx="http://schemas.microsoft.com/office/drawing/2014/chartex" xmlns:cx1="http://schemas.microsoft.com/office/drawing/2015/9/8/chartex" xmlns:cx2="http://schemas.microsoft.com/office/drawing/2015/10/21/chartex" xmlns:cx3="http://schemas.microsoft.com/office/drawing/2016/5/9/chartex" xmlns:cx4="http://schemas.microsoft.com/office/drawing/2016/5/10/chartex" xmlns:cx5="http://schemas.microsoft.com/office/drawing/2016/5/11/chartex" xmlns:cx6="http://schemas.microsoft.com/office/drawing/2016/5/12/chartex" xmlns:cx7="http://schemas.microsoft.com/office/drawing/2016/5/13/chartex" xmlns:cx8="http://schemas.microsoft.com/office/drawing/2016/5/14/chartex" xmlns:mc="http://schemas.openxmlformats.org/markup-compatibility/2006" xmlns:aink="http://schemas.microsoft.com/office/drawing/2016/ink" xmlns:am3d="http://schemas.microsoft.com/office/drawing/2017/model3d" xmlns:o="urn:schemas-microsoft-com:office:office" xmlns:oel="http://schemas.microsoft.com/office/2019/extlst" xmlns:r="http://schemas.openxmlformats.org/officeDocument/2006/relationships" xmlns:m="http://schemas.openxmlformats.org/officeDocument/2006/math" xmlns:v="urn:schemas-microsoft-com:vml" xmlns:wp14="http://schemas.microsoft.com/office/word/2010/wordprocessingDrawing" xmlns:wp="http://schemas.openxmlformats.org/drawingml/2006/wordprocessingDrawing" xmlns:w10="urn:schemas-microsoft-com:office:word" xmlns:w="http://schemas.openxmlformats.org/wordprocessingml/2006/main" xmlns:w14="http://schemas.microsoft.com/office/word/2010/wordml" xmlns:w15="http://schemas.microsoft.com/office/word/2012/wordml" xmlns:w16cex="http://schemas.microsoft.com/office/word/2018/wordml/cex" xmlns:w16cid="http://schemas.microsoft.com/office/word/2016/wordml/cid" xmlns:w16="http://schemas.microsoft.com/office/word/2018/wordml" xmlns:w16du="http://schemas.microsoft.com/office/word/2023/wordml/word16du" xmlns:w16sdtdh="http://schemas.microsoft.com/office/word/2020/wordml/sdtdatahash" xmlns:w16sdtfl="http://schemas.microsoft.com/office/word/2024/wordml/sdtformatlock" xmlns:w16se="http://schemas.microsoft.com/office/word/2015/wordml/symex" xmlns:wpg="http://schemas.microsoft.com/office/word/2010/wordprocessingGroup" xmlns:wpi="http://schemas.microsoft.com/office/word/2010/wordprocessingInk" xmlns:wne="http://schemas.microsoft.com/office/word/2006/wordml" xmlns:wps="http://schemas.microsoft.com/office/word/2010/wordprocessingShape" mc:Ignorable="w14 w15 w16se w16cid w16 w16cex w16sdtdh w16sdtfl w16du wp14">
+  <w:p>
+    <w:pPr>
+      <w:pStyle w:val="Footer"/>
+    </w:pPr>
+  </w:p>
+</w:ftr>
+</file>
+
+<file path=word/footnotes.xml><?xml version="1.0" encoding="utf-8"?>
+<w:footnotes xmlns:wpc="http://schemas.microsoft.com/office/word/2010/wordprocessingCanvas" xmlns:cx="http://schemas.microsoft.com/office/drawing/2014/chartex" xmlns:cx1="http://schemas.microsoft.com/office/drawing/2015/9/8/chartex" xmlns:cx2="http://schemas.microsoft.com/office/drawing/2015/10/21/chartex" xmlns:cx3="http://schemas.microsoft.com/office/drawing/2016/5/9/chartex" xmlns:cx4="http://schemas.microsoft.com/office/drawing/2016/5/10/chartex" xmlns:cx5="http://schemas.microsoft.com/office/drawing/2016/5/11/chartex" xmlns:cx6="http://schemas.microsoft.com/office/drawing/2016/5/12/chartex" xmlns:cx7="http://schemas.microsoft.com/office/drawing/2016/5/13/chartex" xmlns:cx8="http://schemas.microsoft.com/office/drawing/2016/5/14/chartex" xmlns:mc="http://schemas.openxmlformats.org/markup-compatibility/2006" xmlns:aink="http://schemas.microsoft.com/office/drawing/2016/ink" xmlns:am3d="http://schemas.microsoft.com/office/drawing/2017/model3d" xmlns:o="urn:schemas-microsoft-com:office:office" xmlns:oel="http://schemas.microsoft.com/office/2019/extlst" xmlns:r="http://schemas.openxmlformats.org/officeDocument/2006/relationships" xmlns:m="http://schemas.openxmlformats.org/officeDocument/2006/math" xmlns:v="urn:schemas-microsoft-com:vml" xmlns:wp14="http://schemas.microsoft.com/office/word/2010/wordprocessingDrawing" xmlns:wp="http://schemas.openxmlformats.org/drawingml/2006/wordprocessingDrawing" xmlns:w10="urn:schemas-microsoft-com:office:word" xmlns:w="http://schemas.openxmlformats.org/wordprocessingml/2006/main" xmlns:w14="http://schemas.microsoft.com/office/word/2010/wordml" xmlns:w15="http://schemas.microsoft.com/office/word/2012/wordml" xmlns:w16cex="http://schemas.microsoft.com/office/word/2018/wordml/cex" xmlns:w16cid="http://schemas.microsoft.com/office/word/2016/wordml/cid" xmlns:w16="http://schemas.microsoft.com/office/word/2018/wordml" xmlns:w16du="http://schemas.microsoft.com/office/word/2023/wordml/word16du" xmlns:w16sdtdh="http://schemas.microsoft.com/office/word/2020/wordml/sdtdatahash" xmlns:w16sdtfl="http://schemas.microsoft.com/office/word/2024/wordml/sdtformatlock" xmlns:w16se="http://schemas.microsoft.com/office/word/2015/wordml/symex" xmlns:wpg="http://schemas.microsoft.com/office/word/2010/wordprocessingGroup" xmlns:wpi="http://schemas.microsoft.com/office/word/2010/wordprocessingInk" xmlns:wne="http://schemas.microsoft.com/office/word/2006/wordml" xmlns:wps="http://schemas.microsoft.com/office/word/2010/wordprocessingShape" mc:Ignorable="w14 w15 w16se w16cid w16 w16cex w16sdtdh w16sdtfl w16du wp14">
+  <w:footnote w:type="separator" w:id="-1">
+    <w:p>
+      <w:pPr>
+        <w:spacing w:after="0" w:line="240" w:lineRule="auto"/>
+      </w:pPr>
+      <w:r>
+        <w:separator/>
+      </w:r>
+    </w:p>
+  </w:footnote>
+  <w:footnote w:type="continuationSeparator" w:id="0">
+    <w:p>
+      <w:pPr>
+        <w:spacing w:after="0" w:line="240" w:lineRule="auto"/>
+      </w:pPr>
+      <w:r>
+        <w:continuationSeparator/>
+      </w:r>
+    </w:p>
+  </w:footnote>
+</w:footnotes>
+</file>
+
+<file path=word/header1.xml><?xml version="1.0" encoding="utf-8"?>
+<w:hdr xmlns:wpc="http://schemas.microsoft.com/office/word/2010/wordprocessingCanvas" xmlns:cx="http://schemas.microsoft.com/office/drawing/2014/chartex" xmlns:cx1="http://schemas.microsoft.com/office/drawing/2015/9/8/chartex" xmlns:cx2="http://schemas.microsoft.com/office/drawing/2015/10/21/chartex" xmlns:cx3="http://schemas.microsoft.com/office/drawing/2016/5/9/chartex" xmlns:cx4="http://schemas.microsoft.com/office/drawing/2016/5/10/chartex" xmlns:cx5="http://schemas.microsoft.com/office/drawing/2016/5/11/chartex" xmlns:cx6="http://schemas.microsoft.com/office/drawing/2016/5/12/chartex" xmlns:cx7="http://schemas.microsoft.com/office/drawing/2016/5/13/chartex" xmlns:cx8="http://schemas.microsoft.com/office/drawing/2016/5/14/chartex" xmlns:mc="http://schemas.openxmlformats.org/markup-compatibility/2006" xmlns:aink="http://schemas.microsoft.com/office/drawing/2016/ink" xmlns:am3d="http://schemas.microsoft.com/office/drawing/2017/model3d" xmlns:o="urn:schemas-microsoft-com:office:office" xmlns:oel="http://schemas.microsoft.com/office/2019/extlst" xmlns:r="http://schemas.openxmlformats.org/officeDocument/2006/relationships" xmlns:m="http://schemas.openxmlformats.org/officeDocument/2006/math" xmlns:v="urn:schemas-microsoft-com:vml" xmlns:wp14="http://schemas.microsoft.com/office/word/2010/wordprocessingDrawing" xmlns:wp="http://schemas.openxmlformats.org/drawingml/2006/wordprocessingDrawing" xmlns:w10="urn:schemas-microsoft-com:office:word" xmlns:w="http://schemas.openxmlformats.org/wordprocessingml/2006/main" xmlns:w14="http://schemas.microsoft.com/office/word/2010/wordml" xmlns:w15="http://schemas.microsoft.com/office/word/2012/wordml" xmlns:w16cex="http://schemas.microsoft.com/office/word/2018/wordml/cex" xmlns:w16cid="http://schemas.microsoft.com/office/word/2016/wordml/cid" xmlns:w16="http://schemas.microsoft.com/office/word/2018/wordml" xmlns:w16du="http://schemas.microsoft.com/office/word/2023/wordml/word16du" xmlns:w16sdtdh="http://schemas.microsoft.com/office/word/2020/wordml/sdtdatahash" xmlns:w16sdtfl="http://schemas.microsoft.com/office/word/2024/wordml/sdtformatlock" xmlns:w16se="http://schemas.microsoft.com/office/word/2015/wordml/symex" xmlns:wpg="http://schemas.microsoft.com/office/word/2010/wordprocessingGroup" xmlns:wpi="http://schemas.microsoft.com/office/word/2010/wordprocessingInk" xmlns:wne="http://schemas.microsoft.com/office/word/2006/wordml" xmlns:wps="http://schemas.microsoft.com/office/word/2010/wordprocessingShape" mc:Ignorable="w14 w15 w16se w16cid w16 w16cex w16sdtdh w16sdtfl w16du wp14">
+  <w:p>
+    <w:pPr>
+      <w:pStyle w:val="Header"/>
+    </w:pPr>
+  </w:p>
+</w:hdr>
+</file>
+
+<file path=word/header2.xml><?xml version="1.0" encoding="utf-8"?>
+<w:hdr xmlns:wpc="http://schemas.microsoft.com/office/word/2010/wordprocessingCanvas" xmlns:cx="http://schemas.microsoft.com/office/drawing/2014/chartex" xmlns:cx1="http://schemas.microsoft.com/office/drawing/2015/9/8/chartex" xmlns:cx2="http://schemas.microsoft.com/office/drawing/2015/10/21/chartex" xmlns:cx3="http://schemas.microsoft.com/office/drawing/2016/5/9/chartex" xmlns:cx4="http://schemas.microsoft.com/office/drawing/2016/5/10/chartex" xmlns:cx5="http://schemas.microsoft.com/office/drawing/2016/5/11/chartex" xmlns:cx6="http://schemas.microsoft.com/office/drawing/2016/5/12/chartex" xmlns:cx7="http://schemas.microsoft.com/office/drawing/2016/5/13/chartex" xmlns:cx8="http://schemas.microsoft.com/office/drawing/2016/5/14/chartex" xmlns:mc="http://schemas.openxmlformats.org/markup-compatibility/2006" xmlns:aink="http://schemas.microsoft.com/office/drawing/2016/ink" xmlns:am3d="http://schemas.microsoft.com/office/drawing/2017/model3d" xmlns:o="urn:schemas-microsoft-com:office:office" xmlns:oel="http://schemas.microsoft.com/office/2019/extlst" xmlns:r="http://schemas.openxmlformats.org/officeDocument/2006/relationships" xmlns:m="http://schemas.openxmlformats.org/officeDocument/2006/math" xmlns:v="urn:schemas-microsoft-com:vml" xmlns:wp14="http://schemas.microsoft.com/office/word/2010/wordprocessingDrawing" xmlns:wp="http://schemas.openxmlformats.org/drawingml/2006/wordprocessingDrawing" xmlns:w10="urn:schemas-microsoft-com:office:word" xmlns:w="http://schemas.openxmlformats.org/wordprocessingml/2006/main" xmlns:w14="http://schemas.microsoft.com/office/word/2010/wordml" xmlns:w15="http://schemas.microsoft.com/office/word/2012/wordml" xmlns:w16cex="http://schemas.microsoft.com/office/word/2018/wordml/cex" xmlns:w16cid="http://schemas.microsoft.com/office/word/2016/wordml/cid" xmlns:w16="http://schemas.microsoft.com/office/word/2018/wordml" xmlns:w16du="http://schemas.microsoft.com/office/word/2023/wordml/word16du" xmlns:w16sdtdh="http://schemas.microsoft.com/office/word/2020/wordml/sdtdatahash" xmlns:w16sdtfl="http://schemas.microsoft.com/office/word/2024/wordml/sdtformatlock" xmlns:w16se="http://schemas.microsoft.com/office/word/2015/wordml/symex" xmlns:wpg="http://schemas.microsoft.com/office/word/2010/wordprocessingGroup" xmlns:wpi="http://schemas.microsoft.com/office/word/2010/wordprocessingInk" xmlns:wne="http://schemas.microsoft.com/office/word/2006/wordml" xmlns:wps="http://schemas.microsoft.com/office/word/2010/wordprocessingShape" mc:Ignorable="w14 w15 w16se w16cid w16 w16cex w16sdtdh w16sdtfl w16du wp14">
+  <w:p>
+    <w:pPr>
+      <w:pStyle w:val="Header"/>
+    </w:pPr>
+  </w:p>
+</w:hdr>
+</file>
+
+<file path=word/header3.xml><?xml version="1.0" encoding="utf-8"?>
+<w:hdr xmlns:wpc="http://schemas.microsoft.com/office/word/2010/wordprocessingCanvas" xmlns:cx="http://schemas.microsoft.com/office/drawing/2014/chartex" xmlns:cx1="http://schemas.microsoft.com/office/drawing/2015/9/8/chartex" xmlns:cx2="http://schemas.microsoft.com/office/drawing/2015/10/21/chartex" xmlns:cx3="http://schemas.microsoft.com/office/drawing/2016/5/9/chartex" xmlns:cx4="http://schemas.microsoft.com/office/drawing/2016/5/10/chartex" xmlns:cx5="http://schemas.microsoft.com/office/drawing/2016/5/11/chartex" xmlns:cx6="http://schemas.microsoft.com/office/drawing/2016/5/12/chartex" xmlns:cx7="http://schemas.microsoft.com/office/drawing/2016/5/13/chartex" xmlns:cx8="http://schemas.microsoft.com/office/drawing/2016/5/14/chartex" xmlns:mc="http://schemas.openxmlformats.org/markup-compatibility/2006" xmlns:aink="http://schemas.microsoft.com/office/drawing/2016/ink" xmlns:am3d="http://schemas.microsoft.com/office/drawing/2017/model3d" xmlns:o="urn:schemas-microsoft-com:office:office" xmlns:oel="http://schemas.microsoft.com/office/2019/extlst" xmlns:r="http://schemas.openxmlformats.org/officeDocument/2006/relationships" xmlns:m="http://schemas.openxmlformats.org/officeDocument/2006/math" xmlns:v="urn:schemas-microsoft-com:vml" xmlns:wp14="http://schemas.microsoft.com/office/word/2010/wordprocessingDrawing" xmlns:wp="http://schemas.openxmlformats.org/drawingml/2006/wordprocessingDrawing" xmlns:w10="urn:schemas-microsoft-com:office:word" xmlns:w="http://schemas.openxmlformats.org/wordprocessingml/2006/main" xmlns:w14="http://schemas.microsoft.com/office/word/2010/wordml" xmlns:w15="http://schemas.microsoft.com/office/word/2012/wordml" xmlns:w16cex="http://schemas.microsoft.com/office/word/2018/wordml/cex" xmlns:w16cid="http://schemas.microsoft.com/office/word/2016/wordml/cid" xmlns:w16="http://schemas.microsoft.com/office/word/2018/wordml" xmlns:w16du="http://schemas.microsoft.com/office/word/2023/wordml/word16du" xmlns:w16sdtdh="http://schemas.microsoft.com/office/word/2020/wordml/sdtdatahash" xmlns:w16sdtfl="http://schemas.microsoft.com/office/word/2024/wordml/sdtformatlock" xmlns:w16se="http://schemas.microsoft.com/office/word/2015/wordml/symex" xmlns:wpg="http://schemas.microsoft.com/office/word/2010/wordprocessingGroup" xmlns:wpi="http://schemas.microsoft.com/office/word/2010/wordprocessingInk" xmlns:wne="http://schemas.microsoft.com/office/word/2006/wordml" xmlns:wps="http://schemas.microsoft.com/office/word/2010/wordprocessingShape" mc:Ignorable="w14 w15 w16se w16cid w16 w16cex w16sdtdh w16sdtfl w16du wp14">
+  <w:p>
+    <w:pPr>
+      <w:pStyle w:val="Header"/>
+    </w:pPr>
+  </w:p>
+</w:hdr>
+</file>
+
+<file path=word/numbering.xml><?xml version="1.0" encoding="utf-8"?>
+<w:numbering xmlns:wpc="http://schemas.microsoft.com/office/word/2010/wordprocessingCanvas" xmlns:cx="http://schemas.microsoft.com/office/drawing/2014/chartex" xmlns:cx1="http://schemas.microsoft.com/office/drawing/2015/9/8/chartex" xmlns:cx2="http://schemas.microsoft.com/office/drawing/2015/10/21/chartex" xmlns:cx3="http://schemas.microsoft.com/office/drawing/2016/5/9/chartex" xmlns:cx4="http://schemas.microsoft.com/office/drawing/2016/5/10/chartex" xmlns:cx5="http://schemas.microsoft.com/office/drawing/2016/5/11/chartex" xmlns:cx6="http://schemas.microsoft.com/office/drawing/2016/5/12/chartex" xmlns:cx7="http://schemas.microsoft.com/office/drawing/2016/5/13/chartex" xmlns:cx8="http://schemas.microsoft.com/office/drawing/2016/5/14/chartex" xmlns:mc="http://schemas.openxmlformats.org/markup-compatibility/2006" xmlns:aink="http://schemas.microsoft.com/office/drawing/2016/ink" xmlns:am3d="http://schemas.microsoft.com/office/drawing/2017/model3d" xmlns:o="urn:schemas-microsoft-com:office:office" xmlns:oel="http://schemas.microsoft.com/office/2019/extlst" xmlns:r="http://schemas.openxmlformats.org/officeDocument/2006/relationships" xmlns:m="http://schemas.openxmlformats.org/officeDocument/2006/math" xmlns:v="urn:schemas-microsoft-com:vml" xmlns:wp14="http://schemas.microsoft.com/office/word/2010/wordprocessingDrawing" xmlns:wp="http://schemas.openxmlformats.org/drawingml/2006/wordprocessingDrawing" xmlns:w10="urn:schemas-microsoft-com:office:word" xmlns:w="http://schemas.openxmlformats.org/wordprocessingml/2006/main" xmlns:w14="http://schemas.microsoft.com/office/word/2010/wordml" xmlns:w15="http://schemas.microsoft.com/office/word/2012/wordml" xmlns:w16cex="http://schemas.microsoft.com/office/word/2018/wordml/cex" xmlns:w16cid="http://schemas.microsoft.com/office/word/2016/wordml/cid" xmlns:w16="http://schemas.microsoft.com/office/word/2018/wordml" xmlns:w16du="http://schemas.microsoft.com/office/word/2023/wordml/word16du" xmlns:w16sdtdh="http://schemas.microsoft.com/office/word/2020/wordml/sdtdatahash" xmlns:w16sdtfl="http://schemas.microsoft.com/office/word/2024/wordml/sdtformatlock" xmlns:w16se="http://schemas.microsoft.com/office/word/2015/wordml/symex" xmlns:wpg="http://schemas.microsoft.com/office/word/2010/wordprocessingGroup" xmlns:wpi="http://schemas.microsoft.com/office/word/2010/wordprocessingInk" xmlns:wne="http://schemas.microsoft.com/office/word/2006/wordml" xmlns:wps="http://schemas.microsoft.com/office/word/2010/wordprocessingShape" mc:Ignorable="w14 w15 w16se w16cid w16 w16cex w16sdtdh w16sdtfl w16du wp14">
+  <w:abstractNum w:abstractNumId="0" w15:restartNumberingAfterBreak="0">
+    <w:nsid w:val="FFFFFF89"/>
+    <w:multiLevelType w:val="singleLevel"/>
+    <w:tmpl w:val="8CFE4D74"/>
+    <w:lvl w:ilvl="0">
+      <w:start w:val="1"/>
+      <w:numFmt w:val="bullet"/>
+      <w:pStyle w:val="ListBullet"/>
+      <w:lvlText w:val=""/>
+      <w:lvlJc w:val="left"/>
+      <w:pPr>
+        <w:tabs>
+          <w:tab w:val="num" w:pos="360"/>
+        </w:tabs>
+        <w:ind w:left="360" w:hanging="360"/>
+      </w:pPr>
+      <w:rPr>
+        <w:rFonts w:ascii="Symbol" w:hAnsi="Symbol" w:hint="default"/>
+      </w:rPr>
+    </w:lvl>
+  </w:abstractNum>
+  <w:num w:numId="1" w16cid:durableId="1190950067">
+    <w:abstractNumId w:val="0"/>
+  </w:num>
+</w:numbering>
 </file>
 
 <file path=word/styles.xml><?xml version="1.0" encoding="utf-8"?>
@@ -1708,7 +2040,6 @@
     <w:next w:val="Normal"/>
     <w:link w:val="Heading2Char"/>
     <w:uiPriority w:val="9"/>
-    <w:semiHidden/>
     <w:unhideWhenUsed/>
     <w:qFormat/>
     <w:rsid w:val="007B57DD"/>
@@ -1883,7 +2214,6 @@
   <w:style w:type="character" w:default="1" w:styleId="DefaultParagraphFont">
     <w:name w:val="Default Paragraph Font"/>
     <w:uiPriority w:val="1"/>
-    <w:semiHidden/>
     <w:unhideWhenUsed/>
   </w:style>
   <w:style w:type="table" w:default="1" w:styleId="TableNormal">
@@ -1925,7 +2255,6 @@
     <w:basedOn w:val="DefaultParagraphFont"/>
     <w:link w:val="Heading2"/>
     <w:uiPriority w:val="9"/>
-    <w:semiHidden/>
     <w:rsid w:val="007B57DD"/>
     <w:rPr>
       <w:rFonts w:asciiTheme="majorHAnsi" w:eastAsiaTheme="majorEastAsia" w:hAnsiTheme="majorHAnsi" w:cstheme="majorBidi"/>
@@ -2270,6 +2599,82 @@
     <w:rPr>
       <w:color w:val="605E5C"/>
       <w:shd w:val="clear" w:color="auto" w:fill="E1DFDD"/>
+    </w:rPr>
+  </w:style>
+  <w:style w:type="paragraph" w:styleId="Header">
+    <w:name w:val="header"/>
+    <w:basedOn w:val="Normal"/>
+    <w:link w:val="HeaderChar"/>
+    <w:uiPriority w:val="99"/>
+    <w:unhideWhenUsed/>
+    <w:rsid w:val="0080424C"/>
+    <w:pPr>
+      <w:tabs>
+        <w:tab w:val="center" w:pos="4680"/>
+        <w:tab w:val="right" w:pos="9360"/>
+      </w:tabs>
+      <w:spacing w:after="0" w:line="240" w:lineRule="auto"/>
+    </w:pPr>
+  </w:style>
+  <w:style w:type="character" w:customStyle="1" w:styleId="HeaderChar">
+    <w:name w:val="Header Char"/>
+    <w:basedOn w:val="DefaultParagraphFont"/>
+    <w:link w:val="Header"/>
+    <w:uiPriority w:val="99"/>
+    <w:rsid w:val="0080424C"/>
+  </w:style>
+  <w:style w:type="paragraph" w:styleId="Footer">
+    <w:name w:val="footer"/>
+    <w:basedOn w:val="Normal"/>
+    <w:link w:val="FooterChar"/>
+    <w:uiPriority w:val="99"/>
+    <w:unhideWhenUsed/>
+    <w:rsid w:val="0080424C"/>
+    <w:pPr>
+      <w:tabs>
+        <w:tab w:val="center" w:pos="4680"/>
+        <w:tab w:val="right" w:pos="9360"/>
+      </w:tabs>
+      <w:spacing w:after="0" w:line="240" w:lineRule="auto"/>
+    </w:pPr>
+  </w:style>
+  <w:style w:type="character" w:customStyle="1" w:styleId="FooterChar">
+    <w:name w:val="Footer Char"/>
+    <w:basedOn w:val="DefaultParagraphFont"/>
+    <w:link w:val="Footer"/>
+    <w:uiPriority w:val="99"/>
+    <w:rsid w:val="0080424C"/>
+  </w:style>
+  <w:style w:type="paragraph" w:styleId="ListBullet">
+    <w:name w:val="List Bullet"/>
+    <w:basedOn w:val="Normal"/>
+    <w:uiPriority w:val="99"/>
+    <w:unhideWhenUsed/>
+    <w:rsid w:val="0080424C"/>
+    <w:pPr>
+      <w:numPr>
+        <w:numId w:val="1"/>
+      </w:numPr>
+      <w:contextualSpacing/>
+    </w:pPr>
+  </w:style>
+  <w:style w:type="paragraph" w:styleId="Caption">
+    <w:name w:val="caption"/>
+    <w:basedOn w:val="Normal"/>
+    <w:next w:val="Normal"/>
+    <w:uiPriority w:val="35"/>
+    <w:unhideWhenUsed/>
+    <w:qFormat/>
+    <w:rsid w:val="0080424C"/>
+    <w:pPr>
+      <w:spacing w:after="200" w:line="240" w:lineRule="auto"/>
+    </w:pPr>
+    <w:rPr>
+      <w:i/>
+      <w:iCs/>
+      <w:color w:val="44546A" w:themeColor="text2"/>
+      <w:sz w:val="18"/>
+      <w:szCs w:val="18"/>
     </w:rPr>
   </w:style>
 </w:styles>
@@ -2568,4 +2973,26 @@
     </a:ext>
   </a:extLst>
 </a:theme>
+</file>
+
+<file path=word/webextensions/taskpanes.xml><?xml version="1.0" encoding="utf-8"?>
+<wetp:taskpanes xmlns:wetp="http://schemas.microsoft.com/office/webextensions/taskpanes/2010/11">
+  <wetp:taskpane dockstate="right" visibility="0" width="525" row="0">
+    <wetp:webextensionref xmlns:r="http://schemas.openxmlformats.org/officeDocument/2006/relationships" r:id="rId1"/>
+  </wetp:taskpane>
+</wetp:taskpanes>
+</file>
+
+<file path=word/webextensions/webextension1.xml><?xml version="1.0" encoding="utf-8"?>
+<we:webextension xmlns:we="http://schemas.microsoft.com/office/webextensions/webextension/2010/11" id="{10B5B19B-5FD9-4B91-BE64-96A4FCCD11F0}">
+  <we:reference id="wa200010453" version="1.0.0.1" store="en-US" storeType="OMEX"/>
+  <we:alternateReferences>
+    <we:reference id="WA200010453" version="1.0.0.1" store="" storeType="OMEX"/>
+  </we:alternateReferences>
+  <we:properties>
+    <we:property name="claude.fileId" value="&quot;be623846-f581-439b-8745-f25ddf273f4c&quot;"/>
+  </we:properties>
+  <we:bindings/>
+  <we:snapshot xmlns:r="http://schemas.openxmlformats.org/officeDocument/2006/relationships"/>
+</we:webextension>
 </file>
--- a/exhibits/Exhibit 13 OT ICS Intrusion Detection.docx
+++ b/exhibits/Exhibit 13 OT ICS Intrusion Detection.docx
@@ -1183,7 +1183,7 @@
         <w:pStyle w:val="Caption"/>
       </w:pPr>
       <w:r>
-        <w:t>Caption: Output of the final summary cell, confirming 84.3% recall on attack detection.</w:t>
+        <w:t>Caption: Summary of the random train/test split evaluation (test-normal drawn from the training sessions), showing 84.3% attack recall.</w:t>
       </w:r>
     </w:p>
     <w:p/>
@@ -1201,17 +1201,14 @@
         <w:pStyle w:val="Caption"/>
       </w:pPr>
       <w:r>
-        <w:t>Caption: Detailed precision/recall and confusion matrix for the autoencoder</w:t>
+        <w:t>Caption: Precision/recall and confusion matrix under the random train/test split (attack precision 0.61, recall 0.84 at an 8.6% test base rate).</w:t>
       </w:r>
       <w:r>
         <w:rPr>
           <w:rFonts w:ascii="Cambria Math" w:hAnsi="Cambria Math" w:cs="Cambria Math"/>
         </w:rPr>
-        <w:t>‑</w:t>
-      </w:r>
-      <w:r>
-        <w:t>based anomaly detector.</w:t>
-      </w:r>
+      </w:r>
+      <w:r/>
     </w:p>
     <w:p>
       <w:r>
@@ -1258,6 +1255,19 @@
     <w:p/>
     <w:p>
       <w:pPr>
+        <w:pStyle w:val="Heading2"/>
+      </w:pPr>
+      <w:r>
+        <w:t>4.3 Rigorous Re-Evaluation on the Canonical HAI Test Files</w:t>
+      </w:r>
+    </w:p>
+    <w:p>
+      <w:r>
+        <w:t>The summary above uses a random train/test split, where the held-out normal data comes from the same recording sessions as training. To test generalization honestly, the model was also re-evaluated on HAI’s designated held-out test files (test1 + test2: 444,600 samples, 17,527 attacks, 3.94%), which are separate sessions and therefore a harder, more realistic benchmark. Threshold-independent discrimination remains strong (ROC AUC 0.929, average precision 0.733), and the autoencoder outperforms PCA-reconstruction (AUC 0.854) and Isolation Forest (AUC 0.804) baselines on identical features. On these separate sessions the same threshold shows the expected precision drop from distribution shift (recall 87.9%, precision 15.2%, false-positive rate 20.1%); a higher-percentile threshold restores a practical operating point (99th percentile: recall 72.6%, precision 42.4%, false-positive rate 4.0%). These figures are fully reproducible.</w:t>
+      </w:r>
+    </w:p>
+    <w:p>
+      <w:pPr>
         <w:pStyle w:val="Heading1"/>
       </w:pPr>
       <w:r>
@@ -1294,35 +1304,26 @@
         <w:pStyle w:val="ListBullet"/>
       </w:pPr>
       <w:r>
-        <w:t>Achieved 84.3% detection recall on a realistic hardware</w:t>
+        <w:t>Achieved strong, independently-verified detection performance on a realistic hardware-in-the-loop turbine testbed: ROC AUC 0.929 on HAI’s designated held-out test files (and 84.3% recall under a random train/test split).</w:t>
       </w:r>
       <w:r>
         <w:rPr>
           <w:rFonts w:ascii="Cambria Math" w:hAnsi="Cambria Math" w:cs="Cambria Math"/>
         </w:rPr>
-        <w:t>‑</w:t>
-      </w:r>
-      <w:r>
-        <w:t>in</w:t>
-      </w:r>
+      </w:r>
+      <w:r/>
       <w:r>
         <w:rPr>
           <w:rFonts w:ascii="Cambria Math" w:hAnsi="Cambria Math" w:cs="Cambria Math"/>
         </w:rPr>
-        <w:t>‑</w:t>
-      </w:r>
-      <w:r>
-        <w:t>the</w:t>
-      </w:r>
+      </w:r>
+      <w:r/>
       <w:r>
         <w:rPr>
           <w:rFonts w:ascii="Cambria Math" w:hAnsi="Cambria Math" w:cs="Cambria Math"/>
         </w:rPr>
-        <w:t>‑</w:t>
-      </w:r>
-      <w:r>
-        <w:t>loop turbine testbed.</w:t>
-      </w:r>
+      </w:r>
+      <w:r/>
     </w:p>
     <w:p>
       <w:pPr>

--- a/exhibits/Exhibit 13 OT ICS Intrusion Detection.docx
+++ b/exhibits/Exhibit 13 OT ICS Intrusion Detection.docx
@@ -1264,6 +1264,26 @@
     <w:p>
       <w:r>
         <w:t>The summary above uses a random train/test split, where the held-out normal data comes from the same recording sessions as training. To test generalization honestly, the model was also re-evaluated on HAI’s designated held-out test files (test1 + test2: 444,600 samples, 17,527 attacks, 3.94%), which are separate sessions and therefore a harder, more realistic benchmark. Threshold-independent discrimination remains strong (ROC AUC 0.929, average precision 0.733), and the autoencoder outperforms PCA-reconstruction (AUC 0.854) and Isolation Forest (AUC 0.804) baselines on identical features. On these separate sessions the same threshold shows the expected precision drop from distribution shift (recall 87.9%, precision 15.2%, false-positive rate 20.1%); a higher-percentile threshold restores a practical operating point (99th percentile: recall 72.6%, precision 42.4%, false-positive rate 4.0%). These figures are fully reproducible.</w:t>
+      </w:r>
+    </w:p>
+    <w:p>
+      <w:pPr>
+        <w:pStyle w:val="Heading2"/>
+      </w:pPr>
+      <w:r>
+        <w:t>4.4 Protocol Audit: Leakage Quantified Exactly and a Session-Disjoint Re-Evaluation (July 2026)</w:t>
+      </w:r>
+    </w:p>
+    <w:p>
+      <w:pPr/>
+      <w:r>
+        <w:t>As part of preparing the accompanying scientific paper, I performed a full audit of my own training pipeline and evaluation protocol, preserving and re-evaluating the original flawed artifacts rather than discarding them. The audit produced two exactly quantified findings. First, the original data leak (Section 3.3 note) was measured from the preserved leaked model: with the four attack-label columns present as inputs, it scores a literally perfect ROC AUC of 1.000000 on all 444,600 held-out samples — and the contamination is model-deep: even the 59 sensor channels’ reconstruction errors alone still score AUC 1.0, because the leaked inputs steer the model’s internal representation. A leaked model cannot be repaired at scoring time; retraining without the leaked columns is the only fix.</w:t>
+      </w:r>
+    </w:p>
+    <w:p>
+      <w:pPr/>
+      <w:r>
+        <w:t>Second, the audit revealed that the original pipeline pooled normal rows from all four HAI files before splitting, so roughly 80% of test-file normal rows were seen during training. Retraining the identical architecture under a strict session-disjoint protocol (training-file normals only; test files fully unseen) yields ROC AUC 0.869 (average precision 0.682), versus 0.929 (AP 0.733, 95% block-bootstrap CI 0.893–0.960) under the pooled protocol. The results are therefore presented as an honesty ladder — leaked 1.000 → pooled 0.929 → session-disjoint 0.869 — where each step down is less flattering and closer to deployable reality. The audit further quantified threshold calibration under session shift (percentile thresholds overshoot their nominal false-positive rates by 2.1×–26×, and up to 53× for the strictly trained model) and a practical mitigation: minimum-run alarm filtering cuts analyst-facing alert episodes from 7,946 to 247 (32×) while still catching 36 of 38 attack segments. Finding, disclosing, and exactly quantifying flaws in one’s own published numbers — rather than reporting only the most favorable protocol — is the standard of scientific rigor this portfolio is built on. All figures are reproducible via the tracked notebooks 05 and 05b and the paper evaluation scripts.</w:t>
       </w:r>
     </w:p>
     <w:p>

--- a/exhibits/Exhibit 13 OT ICS Intrusion Detection.docx
+++ b/exhibits/Exhibit 13 OT ICS Intrusion Detection.docx
@@ -118,6 +118,21 @@
       </w:r>
       <w:r>
         <w:t>physical attacks without any attack labels during training. The system successfully identified 84.3% of the 18,303 attack samples in the test set.</w:t>
+      </w:r>
+    </w:p>
+    <w:p>
+      <w:r>
+        <w:rPr>
+          <w:b/>
+          <w:i/>
+        </w:rPr>
+        <w:t xml:space="preserve">Update (July 2026): </w:t>
+      </w:r>
+      <w:r>
+        <w:rPr>
+          <w:i/>
+        </w:rPr>
+        <w:t>This work has since been developed into a full scientific manuscript, “Label Leakage in ICS Anomaly Detection: A Reproducible Re-Evaluation of an Autoencoder Detector on the HAI Testbed,” which is now under peer review at ACM Digital Threats: Research and Practice (DTRAP). The manuscript formalizes the leakage audit and strict session-disjoint re-evaluation summarized in Section 4.4. A consolidated record of this and the related research progress is provided in Exhibit 15.</w:t>
       </w:r>
     </w:p>
     <w:p/>
